--- a/public/artifacts/ursuline_part2_student_handout.docx
+++ b/public/artifacts/ursuline_part2_student_handout.docx
@@ -4,11 +4,14 @@
   <w:body>
     <w:p>
       <w:pPr>
-        <w:pStyle w:val="Title"/>
         <w:jc w:val="center"/>
       </w:pPr>
       <w:r>
-        <w:t>Inside AI Quick Reference Card</w:t>
+        <w:rPr>
+          <w:b/>
+          <w:sz w:val="36"/>
+        </w:rPr>
+        <w:t>Inside AI Student Handout</w:t>
       </w:r>
     </w:p>
     <w:p>
@@ -18,8 +21,9 @@
       <w:r>
         <w:rPr>
           <w:i/>
+          <w:sz w:val="22"/>
         </w:rPr>
-        <w:t>Student handout for the Part 2 math, science, and code extension</w:t>
+        <w:t>A 10th/11th-grade extension to AI, the Brain, and Serviam</w:t>
       </w:r>
     </w:p>
     <w:p>
@@ -45,7 +49,7 @@
     </w:p>
     <w:p>
       <w:r>
-        <w:t>Language -&gt; Tokens -&gt; Numbers -&gt; Vectors -&gt; Weights -&gt; Attention -&gt; Probability -&gt; Response -&gt; Human Review</w:t>
+        <w:t>Language -&gt; Tokens -&gt; Token IDs -&gt; Vectors -&gt; Weights -&gt; Attention -&gt; Probability -&gt; Response -&gt; Human Review</w:t>
       </w:r>
     </w:p>
     <w:p>
@@ -60,63 +64,41 @@
       <w:tblPr>
         <w:tblStyle w:val="TableGrid"/>
         <w:tblW w:type="auto" w:w="0"/>
-        <w:jc w:val="center"/>
         <w:tblLook w:firstColumn="1" w:firstRow="1" w:lastColumn="0" w:lastRow="0" w:noHBand="0" w:noVBand="1" w:val="04A0"/>
       </w:tblPr>
       <w:tblGrid>
-        <w:gridCol w:w="3408"/>
-        <w:gridCol w:w="3408"/>
-        <w:gridCol w:w="3408"/>
+        <w:gridCol w:w="3456"/>
+        <w:gridCol w:w="3456"/>
+        <w:gridCol w:w="3456"/>
       </w:tblGrid>
       <w:tr>
         <w:tc>
           <w:tcPr>
-            <w:tcW w:type="dxa" w:w="1872"/>
-            <w:shd w:fill="D9EAD3"/>
-            <w:vAlign w:val="center"/>
+            <w:tcW w:type="dxa" w:w="3456"/>
           </w:tcPr>
           <w:p>
-            <w:r/>
             <w:r>
-              <w:rPr>
-                <w:b/>
-                <w:sz w:val="18"/>
-              </w:rPr>
               <w:t>Term</w:t>
             </w:r>
           </w:p>
         </w:tc>
         <w:tc>
           <w:tcPr>
-            <w:tcW w:type="dxa" w:w="4320"/>
-            <w:shd w:fill="D9EAD3"/>
-            <w:vAlign w:val="center"/>
+            <w:tcW w:type="dxa" w:w="3456"/>
           </w:tcPr>
           <w:p>
-            <w:r/>
             <w:r>
-              <w:rPr>
-                <w:b/>
-                <w:sz w:val="18"/>
-              </w:rPr>
               <w:t>Student-friendly meaning</w:t>
             </w:r>
           </w:p>
         </w:tc>
         <w:tc>
           <w:tcPr>
-            <w:tcW w:type="dxa" w:w="3600"/>
-            <w:shd w:fill="D9EAD3"/>
-            <w:vAlign w:val="center"/>
+            <w:tcW w:type="dxa" w:w="3456"/>
           </w:tcPr>
           <w:p>
-            <w:r/>
             <w:r>
-              <w:rPr>
-                <w:b/>
-                <w:sz w:val="18"/>
-              </w:rPr>
-              <w:t>Math/CS connection</w:t>
+              <w:t>Math or CS connection</w:t>
             </w:r>
           </w:p>
         </w:tc>
@@ -124,49 +106,31 @@
       <w:tr>
         <w:tc>
           <w:tcPr>
-            <w:tcW w:type="dxa" w:w="1872"/>
-            <w:vAlign w:val="top"/>
+            <w:tcW w:type="dxa" w:w="3456"/>
           </w:tcPr>
           <w:p>
-            <w:r/>
             <w:r>
-              <w:rPr>
-                <w:b w:val="0"/>
-                <w:sz w:val="18"/>
-              </w:rPr>
               <w:t>Function</w:t>
             </w:r>
           </w:p>
         </w:tc>
         <w:tc>
           <w:tcPr>
-            <w:tcW w:type="dxa" w:w="4320"/>
-            <w:vAlign w:val="top"/>
+            <w:tcW w:type="dxa" w:w="3456"/>
           </w:tcPr>
           <w:p>
-            <w:r/>
             <w:r>
-              <w:rPr>
-                <w:b w:val="0"/>
-                <w:sz w:val="18"/>
-              </w:rPr>
-              <w:t>A rule or system that maps input to output.</w:t>
+              <w:t>Maps input to output</w:t>
             </w:r>
           </w:p>
         </w:tc>
         <w:tc>
           <w:tcPr>
-            <w:tcW w:type="dxa" w:w="3600"/>
-            <w:vAlign w:val="top"/>
+            <w:tcW w:type="dxa" w:w="3456"/>
           </w:tcPr>
           <w:p>
-            <w:r/>
             <w:r>
-              <w:rPr>
-                <w:b w:val="0"/>
-                <w:sz w:val="18"/>
-              </w:rPr>
-              <w:t>f(x) = y, methods, input/output</w:t>
+              <w:t>f(x)=y</w:t>
             </w:r>
           </w:p>
         </w:tc>
@@ -174,49 +138,31 @@
       <w:tr>
         <w:tc>
           <w:tcPr>
-            <w:tcW w:type="dxa" w:w="1872"/>
-            <w:vAlign w:val="top"/>
+            <w:tcW w:type="dxa" w:w="3456"/>
           </w:tcPr>
           <w:p>
-            <w:r/>
             <w:r>
-              <w:rPr>
-                <w:b w:val="0"/>
-                <w:sz w:val="18"/>
-              </w:rPr>
               <w:t>Token</w:t>
             </w:r>
           </w:p>
         </w:tc>
         <w:tc>
           <w:tcPr>
-            <w:tcW w:type="dxa" w:w="4320"/>
-            <w:vAlign w:val="top"/>
+            <w:tcW w:type="dxa" w:w="3456"/>
           </w:tcPr>
           <w:p>
-            <w:r/>
             <w:r>
-              <w:rPr>
-                <w:b w:val="0"/>
-                <w:sz w:val="18"/>
-              </w:rPr>
-              <w:t>A piece of text the model can process.</w:t>
+              <w:t>A chunk of text</w:t>
             </w:r>
           </w:p>
         </w:tc>
         <w:tc>
           <w:tcPr>
-            <w:tcW w:type="dxa" w:w="3600"/>
-            <w:vAlign w:val="top"/>
+            <w:tcW w:type="dxa" w:w="3456"/>
           </w:tcPr>
           <w:p>
-            <w:r/>
             <w:r>
-              <w:rPr>
-                <w:b w:val="0"/>
-                <w:sz w:val="18"/>
-              </w:rPr>
-              <w:t>Words, word parts, punctuation</w:t>
+              <w:t>Words, subwords, punctuation</w:t>
             </w:r>
           </w:p>
         </w:tc>
@@ -224,49 +170,31 @@
       <w:tr>
         <w:tc>
           <w:tcPr>
-            <w:tcW w:type="dxa" w:w="1872"/>
-            <w:vAlign w:val="top"/>
+            <w:tcW w:type="dxa" w:w="3456"/>
           </w:tcPr>
           <w:p>
-            <w:r/>
             <w:r>
-              <w:rPr>
-                <w:b w:val="0"/>
-                <w:sz w:val="18"/>
-              </w:rPr>
               <w:t>Vector</w:t>
             </w:r>
           </w:p>
         </w:tc>
         <w:tc>
           <w:tcPr>
-            <w:tcW w:type="dxa" w:w="4320"/>
-            <w:vAlign w:val="top"/>
+            <w:tcW w:type="dxa" w:w="3456"/>
           </w:tcPr>
           <w:p>
-            <w:r/>
             <w:r>
-              <w:rPr>
-                <w:b w:val="0"/>
-                <w:sz w:val="18"/>
-              </w:rPr>
-              <w:t>A list of numbers representing learned relationships.</w:t>
+              <w:t>A list of numbers</w:t>
             </w:r>
           </w:p>
         </w:tc>
         <w:tc>
           <w:tcPr>
-            <w:tcW w:type="dxa" w:w="3600"/>
-            <w:vAlign w:val="top"/>
+            <w:tcW w:type="dxa" w:w="3456"/>
           </w:tcPr>
           <w:p>
-            <w:r/>
             <w:r>
-              <w:rPr>
-                <w:b w:val="0"/>
-                <w:sz w:val="18"/>
-              </w:rPr>
-              <w:t>Coordinates, arrays, lists</w:t>
+              <w:t>Coordinates, arrays</w:t>
             </w:r>
           </w:p>
         </w:tc>
@@ -274,49 +202,31 @@
       <w:tr>
         <w:tc>
           <w:tcPr>
-            <w:tcW w:type="dxa" w:w="1872"/>
-            <w:vAlign w:val="top"/>
+            <w:tcW w:type="dxa" w:w="3456"/>
           </w:tcPr>
           <w:p>
-            <w:r/>
             <w:r>
-              <w:rPr>
-                <w:b w:val="0"/>
-                <w:sz w:val="18"/>
-              </w:rPr>
-              <w:t>Weight</w:t>
+              <w:t>Embedding</w:t>
             </w:r>
           </w:p>
         </w:tc>
         <w:tc>
           <w:tcPr>
-            <w:tcW w:type="dxa" w:w="4320"/>
-            <w:vAlign w:val="top"/>
+            <w:tcW w:type="dxa" w:w="3456"/>
           </w:tcPr>
           <w:p>
-            <w:r/>
             <w:r>
-              <w:rPr>
-                <w:b w:val="0"/>
-                <w:sz w:val="18"/>
-              </w:rPr>
-              <w:t>A learned value that changes how strongly an input matters.</w:t>
+              <w:t>A vector that represents learned relationships</w:t>
             </w:r>
           </w:p>
         </w:tc>
         <w:tc>
           <w:tcPr>
-            <w:tcW w:type="dxa" w:w="3600"/>
-            <w:vAlign w:val="top"/>
+            <w:tcW w:type="dxa" w:w="3456"/>
           </w:tcPr>
           <w:p>
-            <w:r/>
             <w:r>
-              <w:rPr>
-                <w:b w:val="0"/>
-                <w:sz w:val="18"/>
-              </w:rPr>
-              <w:t>Weighted average, signal strength</w:t>
+              <w:t>Geometry and similarity</w:t>
             </w:r>
           </w:p>
         </w:tc>
@@ -324,49 +234,31 @@
       <w:tr>
         <w:tc>
           <w:tcPr>
-            <w:tcW w:type="dxa" w:w="1872"/>
-            <w:vAlign w:val="top"/>
+            <w:tcW w:type="dxa" w:w="3456"/>
           </w:tcPr>
           <w:p>
-            <w:r/>
             <w:r>
-              <w:rPr>
-                <w:b w:val="0"/>
-                <w:sz w:val="18"/>
-              </w:rPr>
-              <w:t>Loss</w:t>
+              <w:t>Weight</w:t>
             </w:r>
           </w:p>
         </w:tc>
         <w:tc>
           <w:tcPr>
-            <w:tcW w:type="dxa" w:w="4320"/>
-            <w:vAlign w:val="top"/>
+            <w:tcW w:type="dxa" w:w="3456"/>
           </w:tcPr>
           <w:p>
-            <w:r/>
             <w:r>
-              <w:rPr>
-                <w:b w:val="0"/>
-                <w:sz w:val="18"/>
-              </w:rPr>
-              <w:t>A measure of how wrong a prediction was.</w:t>
+              <w:t>A number that controls influence</w:t>
             </w:r>
           </w:p>
         </w:tc>
         <w:tc>
           <w:tcPr>
-            <w:tcW w:type="dxa" w:w="3600"/>
-            <w:vAlign w:val="top"/>
+            <w:tcW w:type="dxa" w:w="3456"/>
           </w:tcPr>
           <w:p>
-            <w:r/>
             <w:r>
-              <w:rPr>
-                <w:b w:val="0"/>
-                <w:sz w:val="18"/>
-              </w:rPr>
-              <w:t>Error, feedback</w:t>
+              <w:t>Weighted sum</w:t>
             </w:r>
           </w:p>
         </w:tc>
@@ -374,48 +266,62 @@
       <w:tr>
         <w:tc>
           <w:tcPr>
-            <w:tcW w:type="dxa" w:w="1872"/>
-            <w:vAlign w:val="top"/>
+            <w:tcW w:type="dxa" w:w="3456"/>
           </w:tcPr>
           <w:p>
-            <w:r/>
             <w:r>
-              <w:rPr>
-                <w:b w:val="0"/>
-                <w:sz w:val="18"/>
-              </w:rPr>
+              <w:t>Loss</w:t>
+            </w:r>
+          </w:p>
+        </w:tc>
+        <w:tc>
+          <w:tcPr>
+            <w:tcW w:type="dxa" w:w="3456"/>
+          </w:tcPr>
+          <w:p>
+            <w:r>
+              <w:t>A measure of error</w:t>
+            </w:r>
+          </w:p>
+        </w:tc>
+        <w:tc>
+          <w:tcPr>
+            <w:tcW w:type="dxa" w:w="3456"/>
+          </w:tcPr>
+          <w:p>
+            <w:r>
+              <w:t>Training feedback</w:t>
+            </w:r>
+          </w:p>
+        </w:tc>
+      </w:tr>
+      <w:tr>
+        <w:tc>
+          <w:tcPr>
+            <w:tcW w:type="dxa" w:w="3456"/>
+          </w:tcPr>
+          <w:p>
+            <w:r>
               <w:t>Softmax</w:t>
             </w:r>
           </w:p>
         </w:tc>
         <w:tc>
           <w:tcPr>
-            <w:tcW w:type="dxa" w:w="4320"/>
-            <w:vAlign w:val="top"/>
+            <w:tcW w:type="dxa" w:w="3456"/>
           </w:tcPr>
           <w:p>
-            <w:r/>
             <w:r>
-              <w:rPr>
-                <w:b w:val="0"/>
-                <w:sz w:val="18"/>
-              </w:rPr>
-              <w:t>A step that turns scores into probabilities.</w:t>
+              <w:t>Turns scores into probabilities</w:t>
             </w:r>
           </w:p>
         </w:tc>
         <w:tc>
           <w:tcPr>
-            <w:tcW w:type="dxa" w:w="3600"/>
-            <w:vAlign w:val="top"/>
+            <w:tcW w:type="dxa" w:w="3456"/>
           </w:tcPr>
           <w:p>
-            <w:r/>
             <w:r>
-              <w:rPr>
-                <w:b w:val="0"/>
-                <w:sz w:val="18"/>
-              </w:rPr>
               <w:t>Probability distribution</w:t>
             </w:r>
           </w:p>
@@ -424,49 +330,31 @@
       <w:tr>
         <w:tc>
           <w:tcPr>
-            <w:tcW w:type="dxa" w:w="1872"/>
-            <w:vAlign w:val="top"/>
+            <w:tcW w:type="dxa" w:w="3456"/>
           </w:tcPr>
           <w:p>
-            <w:r/>
             <w:r>
-              <w:rPr>
-                <w:b w:val="0"/>
-                <w:sz w:val="18"/>
-              </w:rPr>
               <w:t>Attention</w:t>
             </w:r>
           </w:p>
         </w:tc>
         <w:tc>
           <w:tcPr>
-            <w:tcW w:type="dxa" w:w="4320"/>
-            <w:vAlign w:val="top"/>
+            <w:tcW w:type="dxa" w:w="3456"/>
           </w:tcPr>
           <w:p>
-            <w:r/>
             <w:r>
-              <w:rPr>
-                <w:b w:val="0"/>
-                <w:sz w:val="18"/>
-              </w:rPr>
-              <w:t>A way to weight which context matters most right now.</w:t>
+              <w:t>Weights context relationships</w:t>
             </w:r>
           </w:p>
         </w:tc>
         <w:tc>
           <w:tcPr>
-            <w:tcW w:type="dxa" w:w="3600"/>
-            <w:vAlign w:val="top"/>
+            <w:tcW w:type="dxa" w:w="3456"/>
           </w:tcPr>
           <w:p>
-            <w:r/>
             <w:r>
-              <w:rPr>
-                <w:b w:val="0"/>
-                <w:sz w:val="18"/>
-              </w:rPr>
-              <w:t>Relationships in context</w:t>
+              <w:t>Which words matter now</w:t>
             </w:r>
           </w:p>
         </w:tc>
@@ -474,49 +362,31 @@
       <w:tr>
         <w:tc>
           <w:tcPr>
-            <w:tcW w:type="dxa" w:w="1872"/>
-            <w:vAlign w:val="top"/>
+            <w:tcW w:type="dxa" w:w="3456"/>
           </w:tcPr>
           <w:p>
-            <w:r/>
             <w:r>
-              <w:rPr>
-                <w:b w:val="0"/>
-                <w:sz w:val="18"/>
-              </w:rPr>
-              <w:t>Generation loop</w:t>
+              <w:t>Loop</w:t>
             </w:r>
           </w:p>
         </w:tc>
         <w:tc>
           <w:tcPr>
-            <w:tcW w:type="dxa" w:w="4320"/>
-            <w:vAlign w:val="top"/>
+            <w:tcW w:type="dxa" w:w="3456"/>
           </w:tcPr>
           <w:p>
-            <w:r/>
             <w:r>
-              <w:rPr>
-                <w:b w:val="0"/>
-                <w:sz w:val="18"/>
-              </w:rPr>
-              <w:t>The model predicts, chooses, adds, and repeats.</w:t>
+              <w:t>Repeats steps until done</w:t>
             </w:r>
           </w:p>
         </w:tc>
         <w:tc>
           <w:tcPr>
-            <w:tcW w:type="dxa" w:w="3600"/>
-            <w:vAlign w:val="top"/>
+            <w:tcW w:type="dxa" w:w="3456"/>
           </w:tcPr>
           <w:p>
-            <w:r/>
             <w:r>
-              <w:rPr>
-                <w:b w:val="0"/>
-                <w:sz w:val="18"/>
-              </w:rPr>
-              <w:t>Loops and algorithms</w:t>
+              <w:t>Predict, choose, add, continue</w:t>
             </w:r>
           </w:p>
         </w:tc>
@@ -524,61 +394,42 @@
       <w:tr>
         <w:tc>
           <w:tcPr>
-            <w:tcW w:type="dxa" w:w="1872"/>
-            <w:vAlign w:val="top"/>
+            <w:tcW w:type="dxa" w:w="3456"/>
           </w:tcPr>
           <w:p>
-            <w:r/>
             <w:r>
-              <w:rPr>
-                <w:b w:val="0"/>
-                <w:sz w:val="18"/>
-              </w:rPr>
               <w:t>Human review</w:t>
             </w:r>
           </w:p>
         </w:tc>
         <w:tc>
           <w:tcPr>
-            <w:tcW w:type="dxa" w:w="4320"/>
-            <w:vAlign w:val="top"/>
+            <w:tcW w:type="dxa" w:w="3456"/>
           </w:tcPr>
           <w:p>
-            <w:r/>
             <w:r>
-              <w:rPr>
-                <w:b w:val="0"/>
-                <w:sz w:val="18"/>
-              </w:rPr>
-              <w:t>The person checks truth, risk, and purpose.</w:t>
+              <w:t>Checks accuracy, purpose, and risk</w:t>
             </w:r>
           </w:p>
         </w:tc>
         <w:tc>
           <w:tcPr>
-            <w:tcW w:type="dxa" w:w="3600"/>
-            <w:vAlign w:val="top"/>
+            <w:tcW w:type="dxa" w:w="3456"/>
           </w:tcPr>
           <w:p>
-            <w:r/>
             <w:r>
-              <w:rPr>
-                <w:b w:val="0"/>
-                <w:sz w:val="18"/>
-              </w:rPr>
-              <w:t>Critical thinking and Serviam</w:t>
+              <w:t>Serviam and judgment</w:t>
             </w:r>
           </w:p>
         </w:tc>
       </w:tr>
     </w:tbl>
-    <w:p/>
     <w:p>
       <w:pPr>
         <w:pStyle w:val="Heading1"/>
       </w:pPr>
       <w:r>
-        <w:t>Simple formulas</w:t>
+        <w:t>Three simple formulas or models</w:t>
       </w:r>
     </w:p>
     <w:p>
@@ -586,7 +437,7 @@
         <w:pStyle w:val="ListBullet"/>
       </w:pPr>
       <w:r>
-        <w:t>f(x) = y: input becomes output through a model.</w:t>
+        <w:t>f(x) = y: input -&gt; model -&gt; output</w:t>
       </w:r>
     </w:p>
     <w:p>
@@ -594,7 +445,7 @@
         <w:pStyle w:val="ListBullet"/>
       </w:pPr>
       <w:r>
-        <w:t>z = w1x1 + w2x2 + b: weighted inputs become a signal.</w:t>
+        <w:t>z = w1x1 + w2x2 + b: weights decide which signals matter more</w:t>
       </w:r>
     </w:p>
     <w:p>
@@ -602,7 +453,7 @@
         <w:pStyle w:val="ListBullet"/>
       </w:pPr>
       <w:r>
-        <w:t>Attention, simplified: compare -&gt; weight -&gt; combine.</w:t>
+        <w:t>Attention, simplified: compare -&gt; weight -&gt; combine</w:t>
       </w:r>
     </w:p>
     <w:p>
@@ -650,62 +501,196 @@
         <w:pStyle w:val="Heading1"/>
       </w:pPr>
       <w:r>
-        <w:t>Serviam connection</w:t>
+        <w:t>Test, verify, serve</w:t>
       </w:r>
     </w:p>
-    <w:p>
-      <w:r>
-        <w:t>Before using AI, ask:</w:t>
-      </w:r>
-    </w:p>
-    <w:p>
-      <w:pPr>
-        <w:pStyle w:val="ListBullet"/>
-      </w:pPr>
-      <w:r>
-        <w:t>Is it accurate?</w:t>
-      </w:r>
-    </w:p>
-    <w:p>
-      <w:pPr>
-        <w:pStyle w:val="ListBullet"/>
-      </w:pPr>
-      <w:r>
-        <w:t>Is it fair?</w:t>
-      </w:r>
-    </w:p>
-    <w:p>
-      <w:pPr>
-        <w:pStyle w:val="ListBullet"/>
-      </w:pPr>
-      <w:r>
-        <w:t>Is it safe?</w:t>
-      </w:r>
-    </w:p>
-    <w:p>
-      <w:pPr>
-        <w:pStyle w:val="ListBullet"/>
-      </w:pPr>
-      <w:r>
-        <w:t>Is it private?</w:t>
-      </w:r>
-    </w:p>
-    <w:p>
-      <w:pPr>
-        <w:pStyle w:val="ListBullet"/>
-      </w:pPr>
-      <w:r>
-        <w:t>Does it support learning or replace learning?</w:t>
-      </w:r>
-    </w:p>
-    <w:p>
-      <w:pPr>
-        <w:pStyle w:val="ListBullet"/>
-      </w:pPr>
-      <w:r>
-        <w:t>Does it serve others?</w:t>
-      </w:r>
-    </w:p>
+    <w:tbl>
+      <w:tblPr>
+        <w:tblStyle w:val="TableGrid"/>
+        <w:tblW w:type="auto" w:w="0"/>
+        <w:tblLook w:firstColumn="1" w:firstRow="1" w:lastColumn="0" w:lastRow="0" w:noHBand="0" w:noVBand="1" w:val="04A0"/>
+      </w:tblPr>
+      <w:tblGrid>
+        <w:gridCol w:w="5184"/>
+        <w:gridCol w:w="5184"/>
+      </w:tblGrid>
+      <w:tr>
+        <w:tc>
+          <w:tcPr>
+            <w:tcW w:type="dxa" w:w="5184"/>
+          </w:tcPr>
+          <w:p>
+            <w:r>
+              <w:t>Question</w:t>
+            </w:r>
+          </w:p>
+        </w:tc>
+        <w:tc>
+          <w:tcPr>
+            <w:tcW w:type="dxa" w:w="5184"/>
+          </w:tcPr>
+          <w:p>
+            <w:r>
+              <w:t>Ask yourself</w:t>
+            </w:r>
+          </w:p>
+        </w:tc>
+      </w:tr>
+      <w:tr>
+        <w:tc>
+          <w:tcPr>
+            <w:tcW w:type="dxa" w:w="5184"/>
+          </w:tcPr>
+          <w:p>
+            <w:r>
+              <w:t>Accuracy</w:t>
+            </w:r>
+          </w:p>
+        </w:tc>
+        <w:tc>
+          <w:tcPr>
+            <w:tcW w:type="dxa" w:w="5184"/>
+          </w:tcPr>
+          <w:p>
+            <w:r>
+              <w:t>Does it get the important facts right?</w:t>
+            </w:r>
+          </w:p>
+        </w:tc>
+      </w:tr>
+      <w:tr>
+        <w:tc>
+          <w:tcPr>
+            <w:tcW w:type="dxa" w:w="5184"/>
+          </w:tcPr>
+          <w:p>
+            <w:r>
+              <w:t>Reliability</w:t>
+            </w:r>
+          </w:p>
+        </w:tc>
+        <w:tc>
+          <w:tcPr>
+            <w:tcW w:type="dxa" w:w="5184"/>
+          </w:tcPr>
+          <w:p>
+            <w:r>
+              <w:t>Would it work again in similar conditions?</w:t>
+            </w:r>
+          </w:p>
+        </w:tc>
+      </w:tr>
+      <w:tr>
+        <w:tc>
+          <w:tcPr>
+            <w:tcW w:type="dxa" w:w="5184"/>
+          </w:tcPr>
+          <w:p>
+            <w:r>
+              <w:t>Transparency</w:t>
+            </w:r>
+          </w:p>
+        </w:tc>
+        <w:tc>
+          <w:tcPr>
+            <w:tcW w:type="dxa" w:w="5184"/>
+          </w:tcPr>
+          <w:p>
+            <w:r>
+              <w:t>Can I explain how I got this result?</w:t>
+            </w:r>
+          </w:p>
+        </w:tc>
+      </w:tr>
+      <w:tr>
+        <w:tc>
+          <w:tcPr>
+            <w:tcW w:type="dxa" w:w="5184"/>
+          </w:tcPr>
+          <w:p>
+            <w:r>
+              <w:t>Fairness</w:t>
+            </w:r>
+          </w:p>
+        </w:tc>
+        <w:tc>
+          <w:tcPr>
+            <w:tcW w:type="dxa" w:w="5184"/>
+          </w:tcPr>
+          <w:p>
+            <w:r>
+              <w:t>Who could be left out or harmed?</w:t>
+            </w:r>
+          </w:p>
+        </w:tc>
+      </w:tr>
+      <w:tr>
+        <w:tc>
+          <w:tcPr>
+            <w:tcW w:type="dxa" w:w="5184"/>
+          </w:tcPr>
+          <w:p>
+            <w:r>
+              <w:t>Privacy</w:t>
+            </w:r>
+          </w:p>
+        </w:tc>
+        <w:tc>
+          <w:tcPr>
+            <w:tcW w:type="dxa" w:w="5184"/>
+          </w:tcPr>
+          <w:p>
+            <w:r>
+              <w:t>Did I protect personal information?</w:t>
+            </w:r>
+          </w:p>
+        </w:tc>
+      </w:tr>
+      <w:tr>
+        <w:tc>
+          <w:tcPr>
+            <w:tcW w:type="dxa" w:w="5184"/>
+          </w:tcPr>
+          <w:p>
+            <w:r>
+              <w:t>Human oversight</w:t>
+            </w:r>
+          </w:p>
+        </w:tc>
+        <w:tc>
+          <w:tcPr>
+            <w:tcW w:type="dxa" w:w="5184"/>
+          </w:tcPr>
+          <w:p>
+            <w:r>
+              <w:t>Did a person check before using it?</w:t>
+            </w:r>
+          </w:p>
+        </w:tc>
+      </w:tr>
+      <w:tr>
+        <w:tc>
+          <w:tcPr>
+            <w:tcW w:type="dxa" w:w="5184"/>
+          </w:tcPr>
+          <w:p>
+            <w:r>
+              <w:t>Appropriate use</w:t>
+            </w:r>
+          </w:p>
+        </w:tc>
+        <w:tc>
+          <w:tcPr>
+            <w:tcW w:type="dxa" w:w="5184"/>
+          </w:tcPr>
+          <w:p>
+            <w:r>
+              <w:t>Is this the right tool for this task?</w:t>
+            </w:r>
+          </w:p>
+        </w:tc>
+      </w:tr>
+    </w:tbl>
     <w:p>
       <w:pPr>
         <w:pStyle w:val="Heading1"/>
@@ -716,27 +701,27 @@
     </w:p>
     <w:p>
       <w:r>
-        <w:t>One math idea:</w:t>
+        <w:t>One math idea: _______________________________</w:t>
       </w:r>
     </w:p>
     <w:p>
       <w:r>
-        <w:t>One CS idea:</w:t>
+        <w:t>One CS idea: _________________________________</w:t>
       </w:r>
     </w:p>
     <w:p>
       <w:r>
-        <w:t>One science idea:</w:t>
+        <w:t>One science idea: ____________________________</w:t>
       </w:r>
     </w:p>
     <w:p>
       <w:r>
-        <w:t>One human responsibility:</w:t>
+        <w:t>One human responsibility: _____________________</w:t>
       </w:r>
     </w:p>
     <w:sectPr>
       <w:pgSz w:w="12240" w:h="15840"/>
-      <w:pgMar w:top="864" w:right="1008" w:bottom="864" w:left="1008" w:header="720" w:footer="720" w:gutter="0"/>
+      <w:pgMar w:top="792" w:right="936" w:bottom="792" w:left="936" w:header="720" w:footer="720" w:gutter="0"/>
       <w:cols w:space="720"/>
       <w:docGrid w:linePitch="360"/>
     </w:sectPr>
@@ -1108,8 +1093,8 @@
     <w:qFormat/>
     <w:rsid w:val="00FC693F"/>
     <w:rPr>
-      <w:rFonts w:ascii="Aptos" w:hAnsi="Aptos" w:eastAsia="Aptos"/>
-      <w:sz w:val="20"/>
+      <w:rFonts w:ascii="Aptos" w:hAnsi="Aptos"/>
+      <w:sz w:val="21"/>
     </w:rPr>
   </w:style>
   <w:style w:type="paragraph" w:styleId="Header">
@@ -1171,7 +1156,7 @@
       <w:outlineLvl w:val="0"/>
     </w:pPr>
     <w:rPr>
-      <w:rFonts w:asciiTheme="majorHAnsi" w:eastAsiaTheme="majorEastAsia" w:hAnsiTheme="majorHAnsi" w:cstheme="majorBidi"/>
+      <w:rFonts w:asciiTheme="majorHAnsi" w:eastAsiaTheme="majorEastAsia" w:hAnsiTheme="majorHAnsi" w:cstheme="majorBidi" w:ascii="Aptos Display" w:hAnsi="Aptos Display"/>
       <w:b/>
       <w:bCs/>
       <w:color w:val="365F91" w:themeColor="accent1" w:themeShade="BF"/>
@@ -1195,7 +1180,7 @@
       <w:outlineLvl w:val="1"/>
     </w:pPr>
     <w:rPr>
-      <w:rFonts w:asciiTheme="majorHAnsi" w:eastAsiaTheme="majorEastAsia" w:hAnsiTheme="majorHAnsi" w:cstheme="majorBidi"/>
+      <w:rFonts w:asciiTheme="majorHAnsi" w:eastAsiaTheme="majorEastAsia" w:hAnsiTheme="majorHAnsi" w:cstheme="majorBidi" w:ascii="Aptos Display" w:hAnsi="Aptos Display"/>
       <w:b/>
       <w:bCs/>
       <w:color w:val="4F81BD" w:themeColor="accent1"/>
@@ -1219,7 +1204,7 @@
       <w:outlineLvl w:val="2"/>
     </w:pPr>
     <w:rPr>
-      <w:rFonts w:asciiTheme="majorHAnsi" w:eastAsiaTheme="majorEastAsia" w:hAnsiTheme="majorHAnsi" w:cstheme="majorBidi"/>
+      <w:rFonts w:asciiTheme="majorHAnsi" w:eastAsiaTheme="majorEastAsia" w:hAnsiTheme="majorHAnsi" w:cstheme="majorBidi" w:ascii="Aptos Display" w:hAnsi="Aptos Display"/>
       <w:b/>
       <w:bCs/>
       <w:color w:val="4F81BD" w:themeColor="accent1"/>

--- a/public/artifacts/ursuline_part2_student_handout.docx
+++ b/public/artifacts/ursuline_part2_student_handout.docx
@@ -4,101 +4,299 @@
   <w:body>
     <w:p>
       <w:pPr>
-        <w:jc w:val="center"/>
+        <w:spacing w:before="80" w:after="40"/>
       </w:pPr>
       <w:r>
         <w:rPr>
+          <w:rFonts w:ascii="Georgia" w:hAnsi="Georgia"/>
           <w:b/>
-          <w:sz w:val="36"/>
+          <w:color w:val="003F35"/>
+          <w:sz w:val="44"/>
         </w:rPr>
-        <w:t>Inside AI Student Handout</w:t>
+        <w:t>Inside AI Student Lab Sheet</w:t>
       </w:r>
     </w:p>
     <w:p>
       <w:pPr>
-        <w:jc w:val="center"/>
+        <w:spacing w:after="160"/>
       </w:pPr>
       <w:r>
         <w:rPr>
+          <w:rFonts w:ascii="Aptos" w:hAnsi="Aptos"/>
           <w:i/>
-          <w:sz w:val="22"/>
+          <w:color w:val="616E69"/>
+          <w:sz w:val="20"/>
         </w:rPr>
         <w:t>A 10th/11th-grade extension to AI, the Brain, and Serviam</w:t>
       </w:r>
     </w:p>
     <w:p>
       <w:pPr>
-        <w:pStyle w:val="Heading1"/>
+        <w:spacing w:before="0" w:after="120"/>
+        <w:pBdr>
+          <w:bottom w:val="single" w:sz="10" w:space="1" w:color="005C49"/>
+        </w:pBdr>
+      </w:pPr>
+    </w:p>
+    <w:tbl>
+      <w:tblPr>
+        <w:tblW w:type="auto" w:w="0"/>
+        <w:jc w:val="center"/>
+        <w:tblLook w:firstColumn="1" w:firstRow="1" w:lastColumn="0" w:lastRow="0" w:noHBand="0" w:noVBand="1" w:val="04A0"/>
+      </w:tblPr>
+      <w:tblGrid>
+        <w:gridCol w:w="10512"/>
+      </w:tblGrid>
+      <w:tr>
+        <w:tc>
+          <w:tcPr>
+            <w:tcW w:type="dxa" w:w="10512"/>
+            <w:shd w:fill="F7F4EE"/>
+            <w:tcBorders>
+              <w:top w:val="single" w:sz="8" w:space="0" w:color="D8E1DD"/>
+              <w:left w:val="single" w:sz="8" w:space="0" w:color="D8E1DD"/>
+              <w:bottom w:val="single" w:sz="8" w:space="0" w:color="D8E1DD"/>
+              <w:right w:val="single" w:sz="8" w:space="0" w:color="D8E1DD"/>
+            </w:tcBorders>
+            <w:tcMar>
+              <w:top w:w="100" w:type="dxa"/>
+              <w:bottom w:w="100" w:type="dxa"/>
+              <w:left w:w="150" w:type="dxa"/>
+              <w:right w:w="150" w:type="dxa"/>
+            </w:tcMar>
+          </w:tcPr>
+          <w:p>
+            <w:pPr>
+              <w:spacing w:after="40" w:line="252" w:lineRule="auto"/>
+            </w:pPr>
+            <w:r>
+              <w:rPr>
+                <w:rFonts w:ascii="Aptos" w:hAnsi="Aptos"/>
+                <w:b/>
+                <w:i w:val="0"/>
+                <w:color w:val="003F35"/>
+                <w:sz w:val="19"/>
+              </w:rPr>
+              <w:t>Big idea</w:t>
+            </w:r>
+          </w:p>
+          <w:p>
+            <w:pPr>
+              <w:spacing w:after="40" w:line="252" w:lineRule="auto"/>
+            </w:pPr>
+            <w:r>
+              <w:rPr>
+                <w:rFonts w:ascii="Aptos" w:hAnsi="Aptos"/>
+                <w:b w:val="0"/>
+                <w:i w:val="0"/>
+                <w:color w:val="17231F"/>
+                <w:sz w:val="18"/>
+              </w:rPr>
+              <w:t>AI is not magic. It is math trained on patterns. Human wisdom decides whether, when, and how to use it.</w:t>
+            </w:r>
+          </w:p>
+        </w:tc>
+      </w:tr>
+    </w:tbl>
+    <w:p>
+      <w:pPr>
+        <w:pStyle w:val="Heading2"/>
+        <w:spacing w:before="120" w:after="80"/>
       </w:pPr>
       <w:r>
-        <w:t>Big idea</w:t>
-      </w:r>
-    </w:p>
-    <w:p>
-      <w:r>
-        <w:t>AI is not magic. It is math trained on patterns. Human wisdom decides whether, when, and how to use it.</w:t>
-      </w:r>
-    </w:p>
-    <w:p>
-      <w:pPr>
-        <w:pStyle w:val="Heading1"/>
-      </w:pPr>
-      <w:r>
+        <w:rPr>
+          <w:rFonts w:ascii="Georgia" w:hAnsi="Georgia"/>
+          <w:b/>
+          <w:color w:val="005C49"/>
+          <w:sz w:val="26"/>
+        </w:rPr>
         <w:t>The pathway</w:t>
-      </w:r>
-    </w:p>
-    <w:p>
-      <w:r>
-        <w:t>Language -&gt; Tokens -&gt; Token IDs -&gt; Vectors -&gt; Weights -&gt; Attention -&gt; Probability -&gt; Response -&gt; Human Review</w:t>
-      </w:r>
-    </w:p>
-    <w:p>
-      <w:pPr>
-        <w:pStyle w:val="Heading1"/>
-      </w:pPr>
-      <w:r>
-        <w:t>Key vocabulary</w:t>
       </w:r>
     </w:p>
     <w:tbl>
       <w:tblPr>
-        <w:tblStyle w:val="TableGrid"/>
         <w:tblW w:type="auto" w:w="0"/>
+        <w:jc w:val="center"/>
         <w:tblLook w:firstColumn="1" w:firstRow="1" w:lastColumn="0" w:lastRow="0" w:noHBand="0" w:noVBand="1" w:val="04A0"/>
       </w:tblPr>
       <w:tblGrid>
-        <w:gridCol w:w="3456"/>
-        <w:gridCol w:w="3456"/>
-        <w:gridCol w:w="3456"/>
+        <w:gridCol w:w="10512"/>
       </w:tblGrid>
       <w:tr>
         <w:tc>
           <w:tcPr>
-            <w:tcW w:type="dxa" w:w="3456"/>
+            <w:tcW w:type="dxa" w:w="10512"/>
+            <w:shd w:fill="E8F2EE"/>
+            <w:tcBorders>
+              <w:top w:val="single" w:sz="8" w:space="0" w:color="005C49"/>
+              <w:left w:val="single" w:sz="8" w:space="0" w:color="005C49"/>
+              <w:bottom w:val="single" w:sz="8" w:space="0" w:color="005C49"/>
+              <w:right w:val="single" w:sz="8" w:space="0" w:color="005C49"/>
+            </w:tcBorders>
+            <w:tcMar>
+              <w:top w:w="100" w:type="dxa"/>
+              <w:bottom w:w="100" w:type="dxa"/>
+              <w:left w:w="150" w:type="dxa"/>
+              <w:right w:w="150" w:type="dxa"/>
+            </w:tcMar>
           </w:tcPr>
           <w:p>
+            <w:pPr>
+              <w:spacing w:after="40" w:line="252" w:lineRule="auto"/>
+            </w:pPr>
             <w:r>
+              <w:rPr>
+                <w:rFonts w:ascii="Aptos" w:hAnsi="Aptos"/>
+                <w:b/>
+                <w:i w:val="0"/>
+                <w:color w:val="003F35"/>
+                <w:sz w:val="19"/>
+              </w:rPr>
+              <w:t>What happens after you press Enter?</w:t>
+            </w:r>
+          </w:p>
+          <w:p>
+            <w:pPr>
+              <w:spacing w:after="40" w:line="252" w:lineRule="auto"/>
+            </w:pPr>
+            <w:r>
+              <w:rPr>
+                <w:rFonts w:ascii="Aptos" w:hAnsi="Aptos"/>
+                <w:b w:val="0"/>
+                <w:i w:val="0"/>
+                <w:color w:val="17231F"/>
+                <w:sz w:val="18"/>
+              </w:rPr>
+              <w:t>Prompt -&gt; Tokens -&gt; Token IDs -&gt; Vectors -&gt; Weights -&gt; Loss -&gt; Probability -&gt; Attention -&gt; Response -&gt; Human Review</w:t>
+            </w:r>
+          </w:p>
+        </w:tc>
+      </w:tr>
+    </w:tbl>
+    <w:p>
+      <w:pPr>
+        <w:pStyle w:val="Heading2"/>
+        <w:spacing w:before="120" w:after="80"/>
+      </w:pPr>
+      <w:r>
+        <w:rPr>
+          <w:rFonts w:ascii="Georgia" w:hAnsi="Georgia"/>
+          <w:b/>
+          <w:color w:val="005C49"/>
+          <w:sz w:val="26"/>
+        </w:rPr>
+        <w:t>Core terms</w:t>
+      </w:r>
+    </w:p>
+    <w:tbl>
+      <w:tblPr>
+        <w:tblW w:type="auto" w:w="0"/>
+        <w:jc w:val="center"/>
+        <w:tblLayout w:type="autofit"/>
+        <w:tblLook w:firstColumn="1" w:firstRow="1" w:lastColumn="0" w:lastRow="0" w:noHBand="0" w:noVBand="1" w:val="04A0"/>
+      </w:tblPr>
+      <w:tblGrid>
+        <w:gridCol w:w="3504"/>
+        <w:gridCol w:w="3504"/>
+        <w:gridCol w:w="3504"/>
+      </w:tblGrid>
+      <w:tr>
+        <w:tc>
+          <w:tcPr>
+            <w:tcW w:type="dxa" w:w="1800"/>
+            <w:shd w:fill="005C49"/>
+            <w:tcBorders>
+              <w:top w:val="single" w:sz="6" w:space="0" w:color="005C49"/>
+              <w:left w:val="single" w:sz="6" w:space="0" w:color="005C49"/>
+              <w:bottom w:val="single" w:sz="6" w:space="0" w:color="005C49"/>
+              <w:right w:val="single" w:sz="6" w:space="0" w:color="005C49"/>
+            </w:tcBorders>
+            <w:tcMar>
+              <w:top w:w="80" w:type="dxa"/>
+              <w:bottom w:w="80" w:type="dxa"/>
+              <w:left w:w="100" w:type="dxa"/>
+              <w:right w:w="100" w:type="dxa"/>
+            </w:tcMar>
+          </w:tcPr>
+          <w:p>
+            <w:pPr>
+              <w:spacing w:after="40" w:line="252" w:lineRule="auto"/>
+            </w:pPr>
+            <w:r>
+              <w:rPr>
+                <w:rFonts w:ascii="Aptos" w:hAnsi="Aptos"/>
+                <w:b/>
+                <w:i w:val="0"/>
+                <w:color w:val="FFFFFF"/>
+                <w:sz w:val="15"/>
+              </w:rPr>
               <w:t>Term</w:t>
             </w:r>
           </w:p>
         </w:tc>
         <w:tc>
           <w:tcPr>
-            <w:tcW w:type="dxa" w:w="3456"/>
+            <w:tcW w:type="dxa" w:w="6192"/>
+            <w:shd w:fill="005C49"/>
+            <w:tcBorders>
+              <w:top w:val="single" w:sz="6" w:space="0" w:color="005C49"/>
+              <w:left w:val="single" w:sz="6" w:space="0" w:color="005C49"/>
+              <w:bottom w:val="single" w:sz="6" w:space="0" w:color="005C49"/>
+              <w:right w:val="single" w:sz="6" w:space="0" w:color="005C49"/>
+            </w:tcBorders>
+            <w:tcMar>
+              <w:top w:w="80" w:type="dxa"/>
+              <w:bottom w:w="80" w:type="dxa"/>
+              <w:left w:w="100" w:type="dxa"/>
+              <w:right w:w="100" w:type="dxa"/>
+            </w:tcMar>
           </w:tcPr>
           <w:p>
+            <w:pPr>
+              <w:spacing w:after="40" w:line="252" w:lineRule="auto"/>
+            </w:pPr>
             <w:r>
+              <w:rPr>
+                <w:rFonts w:ascii="Aptos" w:hAnsi="Aptos"/>
+                <w:b/>
+                <w:i w:val="0"/>
+                <w:color w:val="FFFFFF"/>
+                <w:sz w:val="15"/>
+              </w:rPr>
               <w:t>Student-friendly meaning</w:t>
             </w:r>
           </w:p>
         </w:tc>
         <w:tc>
           <w:tcPr>
-            <w:tcW w:type="dxa" w:w="3456"/>
+            <w:tcW w:type="dxa" w:w="2304"/>
+            <w:shd w:fill="005C49"/>
+            <w:tcBorders>
+              <w:top w:val="single" w:sz="6" w:space="0" w:color="005C49"/>
+              <w:left w:val="single" w:sz="6" w:space="0" w:color="005C49"/>
+              <w:bottom w:val="single" w:sz="6" w:space="0" w:color="005C49"/>
+              <w:right w:val="single" w:sz="6" w:space="0" w:color="005C49"/>
+            </w:tcBorders>
+            <w:tcMar>
+              <w:top w:w="80" w:type="dxa"/>
+              <w:bottom w:w="80" w:type="dxa"/>
+              <w:left w:w="100" w:type="dxa"/>
+              <w:right w:w="100" w:type="dxa"/>
+            </w:tcMar>
           </w:tcPr>
           <w:p>
+            <w:pPr>
+              <w:spacing w:after="40" w:line="252" w:lineRule="auto"/>
+            </w:pPr>
             <w:r>
-              <w:t>Math or CS connection</w:t>
+              <w:rPr>
+                <w:rFonts w:ascii="Aptos" w:hAnsi="Aptos"/>
+                <w:b/>
+                <w:i w:val="0"/>
+                <w:color w:val="FFFFFF"/>
+                <w:sz w:val="15"/>
+              </w:rPr>
+              <w:t>Math or CS link</w:t>
             </w:r>
           </w:p>
         </w:tc>
@@ -106,31 +304,97 @@
       <w:tr>
         <w:tc>
           <w:tcPr>
-            <w:tcW w:type="dxa" w:w="3456"/>
+            <w:tcW w:type="dxa" w:w="3504"/>
+            <w:shd w:fill="FFFFFF"/>
+            <w:tcBorders>
+              <w:top w:val="single" w:sz="6" w:space="0" w:color="D8E1DD"/>
+              <w:left w:val="single" w:sz="6" w:space="0" w:color="D8E1DD"/>
+              <w:bottom w:val="single" w:sz="6" w:space="0" w:color="D8E1DD"/>
+              <w:right w:val="single" w:sz="6" w:space="0" w:color="D8E1DD"/>
+            </w:tcBorders>
+            <w:tcMar>
+              <w:top w:w="80" w:type="dxa"/>
+              <w:bottom w:w="80" w:type="dxa"/>
+              <w:left w:w="100" w:type="dxa"/>
+              <w:right w:w="100" w:type="dxa"/>
+            </w:tcMar>
           </w:tcPr>
           <w:p>
+            <w:pPr>
+              <w:spacing w:after="40" w:line="252" w:lineRule="auto"/>
+            </w:pPr>
             <w:r>
-              <w:t>Function</w:t>
+              <w:rPr>
+                <w:rFonts w:ascii="Aptos" w:hAnsi="Aptos"/>
+                <w:i w:val="0"/>
+                <w:color w:val="17231F"/>
+                <w:sz w:val="15"/>
+              </w:rPr>
+              <w:t>Token</w:t>
             </w:r>
           </w:p>
         </w:tc>
         <w:tc>
           <w:tcPr>
-            <w:tcW w:type="dxa" w:w="3456"/>
+            <w:tcW w:type="dxa" w:w="3504"/>
+            <w:shd w:fill="FFFFFF"/>
+            <w:tcBorders>
+              <w:top w:val="single" w:sz="6" w:space="0" w:color="D8E1DD"/>
+              <w:left w:val="single" w:sz="6" w:space="0" w:color="D8E1DD"/>
+              <w:bottom w:val="single" w:sz="6" w:space="0" w:color="D8E1DD"/>
+              <w:right w:val="single" w:sz="6" w:space="0" w:color="D8E1DD"/>
+            </w:tcBorders>
+            <w:tcMar>
+              <w:top w:w="80" w:type="dxa"/>
+              <w:bottom w:w="80" w:type="dxa"/>
+              <w:left w:w="100" w:type="dxa"/>
+              <w:right w:w="100" w:type="dxa"/>
+            </w:tcMar>
           </w:tcPr>
           <w:p>
+            <w:pPr>
+              <w:spacing w:after="40" w:line="252" w:lineRule="auto"/>
+            </w:pPr>
             <w:r>
-              <w:t>Maps input to output</w:t>
+              <w:rPr>
+                <w:rFonts w:ascii="Aptos" w:hAnsi="Aptos"/>
+                <w:i w:val="0"/>
+                <w:color w:val="17231F"/>
+                <w:sz w:val="15"/>
+              </w:rPr>
+              <w:t>A chunk of text, such as a word, subword, punctuation mark, or character.</w:t>
             </w:r>
           </w:p>
         </w:tc>
         <w:tc>
           <w:tcPr>
-            <w:tcW w:type="dxa" w:w="3456"/>
+            <w:tcW w:type="dxa" w:w="3504"/>
+            <w:shd w:fill="FFFFFF"/>
+            <w:tcBorders>
+              <w:top w:val="single" w:sz="6" w:space="0" w:color="D8E1DD"/>
+              <w:left w:val="single" w:sz="6" w:space="0" w:color="D8E1DD"/>
+              <w:bottom w:val="single" w:sz="6" w:space="0" w:color="D8E1DD"/>
+              <w:right w:val="single" w:sz="6" w:space="0" w:color="D8E1DD"/>
+            </w:tcBorders>
+            <w:tcMar>
+              <w:top w:w="80" w:type="dxa"/>
+              <w:bottom w:w="80" w:type="dxa"/>
+              <w:left w:w="100" w:type="dxa"/>
+              <w:right w:w="100" w:type="dxa"/>
+            </w:tcMar>
           </w:tcPr>
           <w:p>
+            <w:pPr>
+              <w:spacing w:after="40" w:line="252" w:lineRule="auto"/>
+            </w:pPr>
             <w:r>
-              <w:t>f(x)=y</w:t>
+              <w:rPr>
+                <w:rFonts w:ascii="Aptos" w:hAnsi="Aptos"/>
+                <w:i w:val="0"/>
+                <w:color w:val="17231F"/>
+                <w:sz w:val="15"/>
+              </w:rPr>
+              <w:t>Text processing</w:t>
             </w:r>
           </w:p>
         </w:tc>
@@ -138,31 +402,97 @@
       <w:tr>
         <w:tc>
           <w:tcPr>
-            <w:tcW w:type="dxa" w:w="3456"/>
+            <w:tcW w:type="dxa" w:w="3504"/>
+            <w:shd w:fill="FFFFFF"/>
+            <w:tcBorders>
+              <w:top w:val="single" w:sz="6" w:space="0" w:color="D8E1DD"/>
+              <w:left w:val="single" w:sz="6" w:space="0" w:color="D8E1DD"/>
+              <w:bottom w:val="single" w:sz="6" w:space="0" w:color="D8E1DD"/>
+              <w:right w:val="single" w:sz="6" w:space="0" w:color="D8E1DD"/>
+            </w:tcBorders>
+            <w:tcMar>
+              <w:top w:w="80" w:type="dxa"/>
+              <w:bottom w:w="80" w:type="dxa"/>
+              <w:left w:w="100" w:type="dxa"/>
+              <w:right w:w="100" w:type="dxa"/>
+            </w:tcMar>
           </w:tcPr>
           <w:p>
+            <w:pPr>
+              <w:spacing w:after="40" w:line="252" w:lineRule="auto"/>
+            </w:pPr>
             <w:r>
-              <w:t>Token</w:t>
+              <w:rPr>
+                <w:rFonts w:ascii="Aptos" w:hAnsi="Aptos"/>
+                <w:i w:val="0"/>
+                <w:color w:val="17231F"/>
+                <w:sz w:val="15"/>
+              </w:rPr>
+              <w:t>Token ID</w:t>
             </w:r>
           </w:p>
         </w:tc>
         <w:tc>
           <w:tcPr>
-            <w:tcW w:type="dxa" w:w="3456"/>
+            <w:tcW w:type="dxa" w:w="3504"/>
+            <w:shd w:fill="FFFFFF"/>
+            <w:tcBorders>
+              <w:top w:val="single" w:sz="6" w:space="0" w:color="D8E1DD"/>
+              <w:left w:val="single" w:sz="6" w:space="0" w:color="D8E1DD"/>
+              <w:bottom w:val="single" w:sz="6" w:space="0" w:color="D8E1DD"/>
+              <w:right w:val="single" w:sz="6" w:space="0" w:color="D8E1DD"/>
+            </w:tcBorders>
+            <w:tcMar>
+              <w:top w:w="80" w:type="dxa"/>
+              <w:bottom w:w="80" w:type="dxa"/>
+              <w:left w:w="100" w:type="dxa"/>
+              <w:right w:w="100" w:type="dxa"/>
+            </w:tcMar>
           </w:tcPr>
           <w:p>
+            <w:pPr>
+              <w:spacing w:after="40" w:line="252" w:lineRule="auto"/>
+            </w:pPr>
             <w:r>
-              <w:t>A chunk of text</w:t>
+              <w:rPr>
+                <w:rFonts w:ascii="Aptos" w:hAnsi="Aptos"/>
+                <w:i w:val="0"/>
+                <w:color w:val="17231F"/>
+                <w:sz w:val="15"/>
+              </w:rPr>
+              <w:t>A number assigned to a token so the computer can process it.</w:t>
             </w:r>
           </w:p>
         </w:tc>
         <w:tc>
           <w:tcPr>
-            <w:tcW w:type="dxa" w:w="3456"/>
+            <w:tcW w:type="dxa" w:w="3504"/>
+            <w:shd w:fill="FFFFFF"/>
+            <w:tcBorders>
+              <w:top w:val="single" w:sz="6" w:space="0" w:color="D8E1DD"/>
+              <w:left w:val="single" w:sz="6" w:space="0" w:color="D8E1DD"/>
+              <w:bottom w:val="single" w:sz="6" w:space="0" w:color="D8E1DD"/>
+              <w:right w:val="single" w:sz="6" w:space="0" w:color="D8E1DD"/>
+            </w:tcBorders>
+            <w:tcMar>
+              <w:top w:w="80" w:type="dxa"/>
+              <w:bottom w:w="80" w:type="dxa"/>
+              <w:left w:w="100" w:type="dxa"/>
+              <w:right w:w="100" w:type="dxa"/>
+            </w:tcMar>
           </w:tcPr>
           <w:p>
+            <w:pPr>
+              <w:spacing w:after="40" w:line="252" w:lineRule="auto"/>
+            </w:pPr>
             <w:r>
-              <w:t>Words, subwords, punctuation</w:t>
+              <w:rPr>
+                <w:rFonts w:ascii="Aptos" w:hAnsi="Aptos"/>
+                <w:i w:val="0"/>
+                <w:color w:val="17231F"/>
+                <w:sz w:val="15"/>
+              </w:rPr>
+              <w:t>Data representation</w:t>
             </w:r>
           </w:p>
         </w:tc>
@@ -170,31 +500,97 @@
       <w:tr>
         <w:tc>
           <w:tcPr>
-            <w:tcW w:type="dxa" w:w="3456"/>
+            <w:tcW w:type="dxa" w:w="3504"/>
+            <w:shd w:fill="FFFFFF"/>
+            <w:tcBorders>
+              <w:top w:val="single" w:sz="6" w:space="0" w:color="D8E1DD"/>
+              <w:left w:val="single" w:sz="6" w:space="0" w:color="D8E1DD"/>
+              <w:bottom w:val="single" w:sz="6" w:space="0" w:color="D8E1DD"/>
+              <w:right w:val="single" w:sz="6" w:space="0" w:color="D8E1DD"/>
+            </w:tcBorders>
+            <w:tcMar>
+              <w:top w:w="80" w:type="dxa"/>
+              <w:bottom w:w="80" w:type="dxa"/>
+              <w:left w:w="100" w:type="dxa"/>
+              <w:right w:w="100" w:type="dxa"/>
+            </w:tcMar>
           </w:tcPr>
           <w:p>
+            <w:pPr>
+              <w:spacing w:after="40" w:line="252" w:lineRule="auto"/>
+            </w:pPr>
             <w:r>
+              <w:rPr>
+                <w:rFonts w:ascii="Aptos" w:hAnsi="Aptos"/>
+                <w:i w:val="0"/>
+                <w:color w:val="17231F"/>
+                <w:sz w:val="15"/>
+              </w:rPr>
               <w:t>Vector</w:t>
             </w:r>
           </w:p>
         </w:tc>
         <w:tc>
           <w:tcPr>
-            <w:tcW w:type="dxa" w:w="3456"/>
+            <w:tcW w:type="dxa" w:w="3504"/>
+            <w:shd w:fill="FFFFFF"/>
+            <w:tcBorders>
+              <w:top w:val="single" w:sz="6" w:space="0" w:color="D8E1DD"/>
+              <w:left w:val="single" w:sz="6" w:space="0" w:color="D8E1DD"/>
+              <w:bottom w:val="single" w:sz="6" w:space="0" w:color="D8E1DD"/>
+              <w:right w:val="single" w:sz="6" w:space="0" w:color="D8E1DD"/>
+            </w:tcBorders>
+            <w:tcMar>
+              <w:top w:w="80" w:type="dxa"/>
+              <w:bottom w:w="80" w:type="dxa"/>
+              <w:left w:w="100" w:type="dxa"/>
+              <w:right w:w="100" w:type="dxa"/>
+            </w:tcMar>
           </w:tcPr>
           <w:p>
+            <w:pPr>
+              <w:spacing w:after="40" w:line="252" w:lineRule="auto"/>
+            </w:pPr>
             <w:r>
-              <w:t>A list of numbers</w:t>
+              <w:rPr>
+                <w:rFonts w:ascii="Aptos" w:hAnsi="Aptos"/>
+                <w:i w:val="0"/>
+                <w:color w:val="17231F"/>
+                <w:sz w:val="15"/>
+              </w:rPr>
+              <w:t>A list of numbers. Example: robot = [0.12, -0.44, 0.81, ...]</w:t>
             </w:r>
           </w:p>
         </w:tc>
         <w:tc>
           <w:tcPr>
-            <w:tcW w:type="dxa" w:w="3456"/>
+            <w:tcW w:type="dxa" w:w="3504"/>
+            <w:shd w:fill="FFFFFF"/>
+            <w:tcBorders>
+              <w:top w:val="single" w:sz="6" w:space="0" w:color="D8E1DD"/>
+              <w:left w:val="single" w:sz="6" w:space="0" w:color="D8E1DD"/>
+              <w:bottom w:val="single" w:sz="6" w:space="0" w:color="D8E1DD"/>
+              <w:right w:val="single" w:sz="6" w:space="0" w:color="D8E1DD"/>
+            </w:tcBorders>
+            <w:tcMar>
+              <w:top w:w="80" w:type="dxa"/>
+              <w:bottom w:w="80" w:type="dxa"/>
+              <w:left w:w="100" w:type="dxa"/>
+              <w:right w:w="100" w:type="dxa"/>
+            </w:tcMar>
           </w:tcPr>
           <w:p>
+            <w:pPr>
+              <w:spacing w:after="40" w:line="252" w:lineRule="auto"/>
+            </w:pPr>
             <w:r>
-              <w:t>Coordinates, arrays</w:t>
+              <w:rPr>
+                <w:rFonts w:ascii="Aptos" w:hAnsi="Aptos"/>
+                <w:i w:val="0"/>
+                <w:color w:val="17231F"/>
+                <w:sz w:val="15"/>
+              </w:rPr>
+              <w:t>Arrays and geometry</w:t>
             </w:r>
           </w:p>
         </w:tc>
@@ -202,31 +598,97 @@
       <w:tr>
         <w:tc>
           <w:tcPr>
-            <w:tcW w:type="dxa" w:w="3456"/>
+            <w:tcW w:type="dxa" w:w="3504"/>
+            <w:shd w:fill="FFFFFF"/>
+            <w:tcBorders>
+              <w:top w:val="single" w:sz="6" w:space="0" w:color="D8E1DD"/>
+              <w:left w:val="single" w:sz="6" w:space="0" w:color="D8E1DD"/>
+              <w:bottom w:val="single" w:sz="6" w:space="0" w:color="D8E1DD"/>
+              <w:right w:val="single" w:sz="6" w:space="0" w:color="D8E1DD"/>
+            </w:tcBorders>
+            <w:tcMar>
+              <w:top w:w="80" w:type="dxa"/>
+              <w:bottom w:w="80" w:type="dxa"/>
+              <w:left w:w="100" w:type="dxa"/>
+              <w:right w:w="100" w:type="dxa"/>
+            </w:tcMar>
           </w:tcPr>
           <w:p>
+            <w:pPr>
+              <w:spacing w:after="40" w:line="252" w:lineRule="auto"/>
+            </w:pPr>
             <w:r>
+              <w:rPr>
+                <w:rFonts w:ascii="Aptos" w:hAnsi="Aptos"/>
+                <w:i w:val="0"/>
+                <w:color w:val="17231F"/>
+                <w:sz w:val="15"/>
+              </w:rPr>
               <w:t>Embedding</w:t>
             </w:r>
           </w:p>
         </w:tc>
         <w:tc>
           <w:tcPr>
-            <w:tcW w:type="dxa" w:w="3456"/>
+            <w:tcW w:type="dxa" w:w="3504"/>
+            <w:shd w:fill="FFFFFF"/>
+            <w:tcBorders>
+              <w:top w:val="single" w:sz="6" w:space="0" w:color="D8E1DD"/>
+              <w:left w:val="single" w:sz="6" w:space="0" w:color="D8E1DD"/>
+              <w:bottom w:val="single" w:sz="6" w:space="0" w:color="D8E1DD"/>
+              <w:right w:val="single" w:sz="6" w:space="0" w:color="D8E1DD"/>
+            </w:tcBorders>
+            <w:tcMar>
+              <w:top w:w="80" w:type="dxa"/>
+              <w:bottom w:w="80" w:type="dxa"/>
+              <w:left w:w="100" w:type="dxa"/>
+              <w:right w:w="100" w:type="dxa"/>
+            </w:tcMar>
           </w:tcPr>
           <w:p>
+            <w:pPr>
+              <w:spacing w:after="40" w:line="252" w:lineRule="auto"/>
+            </w:pPr>
             <w:r>
-              <w:t>A vector that represents learned relationships</w:t>
+              <w:rPr>
+                <w:rFonts w:ascii="Aptos" w:hAnsi="Aptos"/>
+                <w:i w:val="0"/>
+                <w:color w:val="17231F"/>
+                <w:sz w:val="15"/>
+              </w:rPr>
+              <w:t>A vector that helps represent relationships learned from data.</w:t>
             </w:r>
           </w:p>
         </w:tc>
         <w:tc>
           <w:tcPr>
-            <w:tcW w:type="dxa" w:w="3456"/>
+            <w:tcW w:type="dxa" w:w="3504"/>
+            <w:shd w:fill="FFFFFF"/>
+            <w:tcBorders>
+              <w:top w:val="single" w:sz="6" w:space="0" w:color="D8E1DD"/>
+              <w:left w:val="single" w:sz="6" w:space="0" w:color="D8E1DD"/>
+              <w:bottom w:val="single" w:sz="6" w:space="0" w:color="D8E1DD"/>
+              <w:right w:val="single" w:sz="6" w:space="0" w:color="D8E1DD"/>
+            </w:tcBorders>
+            <w:tcMar>
+              <w:top w:w="80" w:type="dxa"/>
+              <w:bottom w:w="80" w:type="dxa"/>
+              <w:left w:w="100" w:type="dxa"/>
+              <w:right w:w="100" w:type="dxa"/>
+            </w:tcMar>
           </w:tcPr>
           <w:p>
+            <w:pPr>
+              <w:spacing w:after="40" w:line="252" w:lineRule="auto"/>
+            </w:pPr>
             <w:r>
-              <w:t>Geometry and similarity</w:t>
+              <w:rPr>
+                <w:rFonts w:ascii="Aptos" w:hAnsi="Aptos"/>
+                <w:i w:val="0"/>
+                <w:color w:val="17231F"/>
+                <w:sz w:val="15"/>
+              </w:rPr>
+              <w:t>Similarity search</w:t>
             </w:r>
           </w:p>
         </w:tc>
@@ -234,30 +696,96 @@
       <w:tr>
         <w:tc>
           <w:tcPr>
-            <w:tcW w:type="dxa" w:w="3456"/>
+            <w:tcW w:type="dxa" w:w="3504"/>
+            <w:shd w:fill="FFFFFF"/>
+            <w:tcBorders>
+              <w:top w:val="single" w:sz="6" w:space="0" w:color="D8E1DD"/>
+              <w:left w:val="single" w:sz="6" w:space="0" w:color="D8E1DD"/>
+              <w:bottom w:val="single" w:sz="6" w:space="0" w:color="D8E1DD"/>
+              <w:right w:val="single" w:sz="6" w:space="0" w:color="D8E1DD"/>
+            </w:tcBorders>
+            <w:tcMar>
+              <w:top w:w="80" w:type="dxa"/>
+              <w:bottom w:w="80" w:type="dxa"/>
+              <w:left w:w="100" w:type="dxa"/>
+              <w:right w:w="100" w:type="dxa"/>
+            </w:tcMar>
           </w:tcPr>
           <w:p>
+            <w:pPr>
+              <w:spacing w:after="40" w:line="252" w:lineRule="auto"/>
+            </w:pPr>
             <w:r>
+              <w:rPr>
+                <w:rFonts w:ascii="Aptos" w:hAnsi="Aptos"/>
+                <w:i w:val="0"/>
+                <w:color w:val="17231F"/>
+                <w:sz w:val="15"/>
+              </w:rPr>
               <w:t>Weight</w:t>
             </w:r>
           </w:p>
         </w:tc>
         <w:tc>
           <w:tcPr>
-            <w:tcW w:type="dxa" w:w="3456"/>
+            <w:tcW w:type="dxa" w:w="3504"/>
+            <w:shd w:fill="FFFFFF"/>
+            <w:tcBorders>
+              <w:top w:val="single" w:sz="6" w:space="0" w:color="D8E1DD"/>
+              <w:left w:val="single" w:sz="6" w:space="0" w:color="D8E1DD"/>
+              <w:bottom w:val="single" w:sz="6" w:space="0" w:color="D8E1DD"/>
+              <w:right w:val="single" w:sz="6" w:space="0" w:color="D8E1DD"/>
+            </w:tcBorders>
+            <w:tcMar>
+              <w:top w:w="80" w:type="dxa"/>
+              <w:bottom w:w="80" w:type="dxa"/>
+              <w:left w:w="100" w:type="dxa"/>
+              <w:right w:w="100" w:type="dxa"/>
+            </w:tcMar>
           </w:tcPr>
           <w:p>
+            <w:pPr>
+              <w:spacing w:after="40" w:line="252" w:lineRule="auto"/>
+            </w:pPr>
             <w:r>
-              <w:t>A number that controls influence</w:t>
+              <w:rPr>
+                <w:rFonts w:ascii="Aptos" w:hAnsi="Aptos"/>
+                <w:i w:val="0"/>
+                <w:color w:val="17231F"/>
+                <w:sz w:val="15"/>
+              </w:rPr>
+              <w:t>A number that controls how strongly one input affects the next step.</w:t>
             </w:r>
           </w:p>
         </w:tc>
         <w:tc>
           <w:tcPr>
-            <w:tcW w:type="dxa" w:w="3456"/>
+            <w:tcW w:type="dxa" w:w="3504"/>
+            <w:shd w:fill="FFFFFF"/>
+            <w:tcBorders>
+              <w:top w:val="single" w:sz="6" w:space="0" w:color="D8E1DD"/>
+              <w:left w:val="single" w:sz="6" w:space="0" w:color="D8E1DD"/>
+              <w:bottom w:val="single" w:sz="6" w:space="0" w:color="D8E1DD"/>
+              <w:right w:val="single" w:sz="6" w:space="0" w:color="D8E1DD"/>
+            </w:tcBorders>
+            <w:tcMar>
+              <w:top w:w="80" w:type="dxa"/>
+              <w:bottom w:w="80" w:type="dxa"/>
+              <w:left w:w="100" w:type="dxa"/>
+              <w:right w:w="100" w:type="dxa"/>
+            </w:tcMar>
           </w:tcPr>
           <w:p>
+            <w:pPr>
+              <w:spacing w:after="40" w:line="252" w:lineRule="auto"/>
+            </w:pPr>
             <w:r>
+              <w:rPr>
+                <w:rFonts w:ascii="Aptos" w:hAnsi="Aptos"/>
+                <w:i w:val="0"/>
+                <w:color w:val="17231F"/>
+                <w:sz w:val="15"/>
+              </w:rPr>
               <w:t>Weighted sum</w:t>
             </w:r>
           </w:p>
@@ -266,31 +794,97 @@
       <w:tr>
         <w:tc>
           <w:tcPr>
-            <w:tcW w:type="dxa" w:w="3456"/>
+            <w:tcW w:type="dxa" w:w="3504"/>
+            <w:shd w:fill="FFFFFF"/>
+            <w:tcBorders>
+              <w:top w:val="single" w:sz="6" w:space="0" w:color="D8E1DD"/>
+              <w:left w:val="single" w:sz="6" w:space="0" w:color="D8E1DD"/>
+              <w:bottom w:val="single" w:sz="6" w:space="0" w:color="D8E1DD"/>
+              <w:right w:val="single" w:sz="6" w:space="0" w:color="D8E1DD"/>
+            </w:tcBorders>
+            <w:tcMar>
+              <w:top w:w="80" w:type="dxa"/>
+              <w:bottom w:w="80" w:type="dxa"/>
+              <w:left w:w="100" w:type="dxa"/>
+              <w:right w:w="100" w:type="dxa"/>
+            </w:tcMar>
           </w:tcPr>
           <w:p>
+            <w:pPr>
+              <w:spacing w:after="40" w:line="252" w:lineRule="auto"/>
+            </w:pPr>
             <w:r>
+              <w:rPr>
+                <w:rFonts w:ascii="Aptos" w:hAnsi="Aptos"/>
+                <w:i w:val="0"/>
+                <w:color w:val="17231F"/>
+                <w:sz w:val="15"/>
+              </w:rPr>
               <w:t>Loss</w:t>
             </w:r>
           </w:p>
         </w:tc>
         <w:tc>
           <w:tcPr>
-            <w:tcW w:type="dxa" w:w="3456"/>
+            <w:tcW w:type="dxa" w:w="3504"/>
+            <w:shd w:fill="FFFFFF"/>
+            <w:tcBorders>
+              <w:top w:val="single" w:sz="6" w:space="0" w:color="D8E1DD"/>
+              <w:left w:val="single" w:sz="6" w:space="0" w:color="D8E1DD"/>
+              <w:bottom w:val="single" w:sz="6" w:space="0" w:color="D8E1DD"/>
+              <w:right w:val="single" w:sz="6" w:space="0" w:color="D8E1DD"/>
+            </w:tcBorders>
+            <w:tcMar>
+              <w:top w:w="80" w:type="dxa"/>
+              <w:bottom w:w="80" w:type="dxa"/>
+              <w:left w:w="100" w:type="dxa"/>
+              <w:right w:w="100" w:type="dxa"/>
+            </w:tcMar>
           </w:tcPr>
           <w:p>
+            <w:pPr>
+              <w:spacing w:after="40" w:line="252" w:lineRule="auto"/>
+            </w:pPr>
             <w:r>
-              <w:t>A measure of error</w:t>
+              <w:rPr>
+                <w:rFonts w:ascii="Aptos" w:hAnsi="Aptos"/>
+                <w:i w:val="0"/>
+                <w:color w:val="17231F"/>
+                <w:sz w:val="15"/>
+              </w:rPr>
+              <w:t>A score for how far the model output was from the target output.</w:t>
             </w:r>
           </w:p>
         </w:tc>
         <w:tc>
           <w:tcPr>
-            <w:tcW w:type="dxa" w:w="3456"/>
+            <w:tcW w:type="dxa" w:w="3504"/>
+            <w:shd w:fill="FFFFFF"/>
+            <w:tcBorders>
+              <w:top w:val="single" w:sz="6" w:space="0" w:color="D8E1DD"/>
+              <w:left w:val="single" w:sz="6" w:space="0" w:color="D8E1DD"/>
+              <w:bottom w:val="single" w:sz="6" w:space="0" w:color="D8E1DD"/>
+              <w:right w:val="single" w:sz="6" w:space="0" w:color="D8E1DD"/>
+            </w:tcBorders>
+            <w:tcMar>
+              <w:top w:w="80" w:type="dxa"/>
+              <w:bottom w:w="80" w:type="dxa"/>
+              <w:left w:w="100" w:type="dxa"/>
+              <w:right w:w="100" w:type="dxa"/>
+            </w:tcMar>
           </w:tcPr>
           <w:p>
+            <w:pPr>
+              <w:spacing w:after="40" w:line="252" w:lineRule="auto"/>
+            </w:pPr>
             <w:r>
-              <w:t>Training feedback</w:t>
+              <w:rPr>
+                <w:rFonts w:ascii="Aptos" w:hAnsi="Aptos"/>
+                <w:i w:val="0"/>
+                <w:color w:val="17231F"/>
+                <w:sz w:val="15"/>
+              </w:rPr>
+              <w:t>Error measurement</w:t>
             </w:r>
           </w:p>
         </w:tc>
@@ -298,30 +892,96 @@
       <w:tr>
         <w:tc>
           <w:tcPr>
-            <w:tcW w:type="dxa" w:w="3456"/>
+            <w:tcW w:type="dxa" w:w="3504"/>
+            <w:shd w:fill="FFFFFF"/>
+            <w:tcBorders>
+              <w:top w:val="single" w:sz="6" w:space="0" w:color="D8E1DD"/>
+              <w:left w:val="single" w:sz="6" w:space="0" w:color="D8E1DD"/>
+              <w:bottom w:val="single" w:sz="6" w:space="0" w:color="D8E1DD"/>
+              <w:right w:val="single" w:sz="6" w:space="0" w:color="D8E1DD"/>
+            </w:tcBorders>
+            <w:tcMar>
+              <w:top w:w="80" w:type="dxa"/>
+              <w:bottom w:w="80" w:type="dxa"/>
+              <w:left w:w="100" w:type="dxa"/>
+              <w:right w:w="100" w:type="dxa"/>
+            </w:tcMar>
           </w:tcPr>
           <w:p>
+            <w:pPr>
+              <w:spacing w:after="40" w:line="252" w:lineRule="auto"/>
+            </w:pPr>
             <w:r>
+              <w:rPr>
+                <w:rFonts w:ascii="Aptos" w:hAnsi="Aptos"/>
+                <w:i w:val="0"/>
+                <w:color w:val="17231F"/>
+                <w:sz w:val="15"/>
+              </w:rPr>
               <w:t>Softmax</w:t>
             </w:r>
           </w:p>
         </w:tc>
         <w:tc>
           <w:tcPr>
-            <w:tcW w:type="dxa" w:w="3456"/>
+            <w:tcW w:type="dxa" w:w="3504"/>
+            <w:shd w:fill="FFFFFF"/>
+            <w:tcBorders>
+              <w:top w:val="single" w:sz="6" w:space="0" w:color="D8E1DD"/>
+              <w:left w:val="single" w:sz="6" w:space="0" w:color="D8E1DD"/>
+              <w:bottom w:val="single" w:sz="6" w:space="0" w:color="D8E1DD"/>
+              <w:right w:val="single" w:sz="6" w:space="0" w:color="D8E1DD"/>
+            </w:tcBorders>
+            <w:tcMar>
+              <w:top w:w="80" w:type="dxa"/>
+              <w:bottom w:w="80" w:type="dxa"/>
+              <w:left w:w="100" w:type="dxa"/>
+              <w:right w:w="100" w:type="dxa"/>
+            </w:tcMar>
           </w:tcPr>
           <w:p>
+            <w:pPr>
+              <w:spacing w:after="40" w:line="252" w:lineRule="auto"/>
+            </w:pPr>
             <w:r>
-              <w:t>Turns scores into probabilities</w:t>
+              <w:rPr>
+                <w:rFonts w:ascii="Aptos" w:hAnsi="Aptos"/>
+                <w:i w:val="0"/>
+                <w:color w:val="17231F"/>
+                <w:sz w:val="15"/>
+              </w:rPr>
+              <w:t>A step that turns scores into probabilities that add up to 1.</w:t>
             </w:r>
           </w:p>
         </w:tc>
         <w:tc>
           <w:tcPr>
-            <w:tcW w:type="dxa" w:w="3456"/>
+            <w:tcW w:type="dxa" w:w="3504"/>
+            <w:shd w:fill="FFFFFF"/>
+            <w:tcBorders>
+              <w:top w:val="single" w:sz="6" w:space="0" w:color="D8E1DD"/>
+              <w:left w:val="single" w:sz="6" w:space="0" w:color="D8E1DD"/>
+              <w:bottom w:val="single" w:sz="6" w:space="0" w:color="D8E1DD"/>
+              <w:right w:val="single" w:sz="6" w:space="0" w:color="D8E1DD"/>
+            </w:tcBorders>
+            <w:tcMar>
+              <w:top w:w="80" w:type="dxa"/>
+              <w:bottom w:w="80" w:type="dxa"/>
+              <w:left w:w="100" w:type="dxa"/>
+              <w:right w:w="100" w:type="dxa"/>
+            </w:tcMar>
           </w:tcPr>
           <w:p>
+            <w:pPr>
+              <w:spacing w:after="40" w:line="252" w:lineRule="auto"/>
+            </w:pPr>
             <w:r>
+              <w:rPr>
+                <w:rFonts w:ascii="Aptos" w:hAnsi="Aptos"/>
+                <w:i w:val="0"/>
+                <w:color w:val="17231F"/>
+                <w:sz w:val="15"/>
+              </w:rPr>
               <w:t>Probability distribution</w:t>
             </w:r>
           </w:p>
@@ -330,31 +990,97 @@
       <w:tr>
         <w:tc>
           <w:tcPr>
-            <w:tcW w:type="dxa" w:w="3456"/>
+            <w:tcW w:type="dxa" w:w="3504"/>
+            <w:shd w:fill="FFFFFF"/>
+            <w:tcBorders>
+              <w:top w:val="single" w:sz="6" w:space="0" w:color="D8E1DD"/>
+              <w:left w:val="single" w:sz="6" w:space="0" w:color="D8E1DD"/>
+              <w:bottom w:val="single" w:sz="6" w:space="0" w:color="D8E1DD"/>
+              <w:right w:val="single" w:sz="6" w:space="0" w:color="D8E1DD"/>
+            </w:tcBorders>
+            <w:tcMar>
+              <w:top w:w="80" w:type="dxa"/>
+              <w:bottom w:w="80" w:type="dxa"/>
+              <w:left w:w="100" w:type="dxa"/>
+              <w:right w:w="100" w:type="dxa"/>
+            </w:tcMar>
           </w:tcPr>
           <w:p>
+            <w:pPr>
+              <w:spacing w:after="40" w:line="252" w:lineRule="auto"/>
+            </w:pPr>
             <w:r>
+              <w:rPr>
+                <w:rFonts w:ascii="Aptos" w:hAnsi="Aptos"/>
+                <w:i w:val="0"/>
+                <w:color w:val="17231F"/>
+                <w:sz w:val="15"/>
+              </w:rPr>
               <w:t>Attention</w:t>
             </w:r>
           </w:p>
         </w:tc>
         <w:tc>
           <w:tcPr>
-            <w:tcW w:type="dxa" w:w="3456"/>
+            <w:tcW w:type="dxa" w:w="3504"/>
+            <w:shd w:fill="FFFFFF"/>
+            <w:tcBorders>
+              <w:top w:val="single" w:sz="6" w:space="0" w:color="D8E1DD"/>
+              <w:left w:val="single" w:sz="6" w:space="0" w:color="D8E1DD"/>
+              <w:bottom w:val="single" w:sz="6" w:space="0" w:color="D8E1DD"/>
+              <w:right w:val="single" w:sz="6" w:space="0" w:color="D8E1DD"/>
+            </w:tcBorders>
+            <w:tcMar>
+              <w:top w:w="80" w:type="dxa"/>
+              <w:bottom w:w="80" w:type="dxa"/>
+              <w:left w:w="100" w:type="dxa"/>
+              <w:right w:w="100" w:type="dxa"/>
+            </w:tcMar>
           </w:tcPr>
           <w:p>
+            <w:pPr>
+              <w:spacing w:after="40" w:line="252" w:lineRule="auto"/>
+            </w:pPr>
             <w:r>
-              <w:t>Weights context relationships</w:t>
+              <w:rPr>
+                <w:rFonts w:ascii="Aptos" w:hAnsi="Aptos"/>
+                <w:i w:val="0"/>
+                <w:color w:val="17231F"/>
+                <w:sz w:val="15"/>
+              </w:rPr>
+              <w:t>A weighting method that helps the model decide which words matter most in context.</w:t>
             </w:r>
           </w:p>
         </w:tc>
         <w:tc>
           <w:tcPr>
-            <w:tcW w:type="dxa" w:w="3456"/>
+            <w:tcW w:type="dxa" w:w="3504"/>
+            <w:shd w:fill="FFFFFF"/>
+            <w:tcBorders>
+              <w:top w:val="single" w:sz="6" w:space="0" w:color="D8E1DD"/>
+              <w:left w:val="single" w:sz="6" w:space="0" w:color="D8E1DD"/>
+              <w:bottom w:val="single" w:sz="6" w:space="0" w:color="D8E1DD"/>
+              <w:right w:val="single" w:sz="6" w:space="0" w:color="D8E1DD"/>
+            </w:tcBorders>
+            <w:tcMar>
+              <w:top w:w="80" w:type="dxa"/>
+              <w:bottom w:w="80" w:type="dxa"/>
+              <w:left w:w="100" w:type="dxa"/>
+              <w:right w:w="100" w:type="dxa"/>
+            </w:tcMar>
           </w:tcPr>
           <w:p>
+            <w:pPr>
+              <w:spacing w:after="40" w:line="252" w:lineRule="auto"/>
+            </w:pPr>
             <w:r>
-              <w:t>Which words matter now</w:t>
+              <w:rPr>
+                <w:rFonts w:ascii="Aptos" w:hAnsi="Aptos"/>
+                <w:i w:val="0"/>
+                <w:color w:val="17231F"/>
+                <w:sz w:val="15"/>
+              </w:rPr>
+              <w:t>Context relationships</w:t>
             </w:r>
           </w:p>
         </w:tc>
@@ -362,31 +1088,97 @@
       <w:tr>
         <w:tc>
           <w:tcPr>
-            <w:tcW w:type="dxa" w:w="3456"/>
+            <w:tcW w:type="dxa" w:w="3504"/>
+            <w:shd w:fill="FFFFFF"/>
+            <w:tcBorders>
+              <w:top w:val="single" w:sz="6" w:space="0" w:color="D8E1DD"/>
+              <w:left w:val="single" w:sz="6" w:space="0" w:color="D8E1DD"/>
+              <w:bottom w:val="single" w:sz="6" w:space="0" w:color="D8E1DD"/>
+              <w:right w:val="single" w:sz="6" w:space="0" w:color="D8E1DD"/>
+            </w:tcBorders>
+            <w:tcMar>
+              <w:top w:w="80" w:type="dxa"/>
+              <w:bottom w:w="80" w:type="dxa"/>
+              <w:left w:w="100" w:type="dxa"/>
+              <w:right w:w="100" w:type="dxa"/>
+            </w:tcMar>
           </w:tcPr>
           <w:p>
+            <w:pPr>
+              <w:spacing w:after="40" w:line="252" w:lineRule="auto"/>
+            </w:pPr>
             <w:r>
+              <w:rPr>
+                <w:rFonts w:ascii="Aptos" w:hAnsi="Aptos"/>
+                <w:i w:val="0"/>
+                <w:color w:val="17231F"/>
+                <w:sz w:val="15"/>
+              </w:rPr>
               <w:t>Loop</w:t>
             </w:r>
           </w:p>
         </w:tc>
         <w:tc>
           <w:tcPr>
-            <w:tcW w:type="dxa" w:w="3456"/>
+            <w:tcW w:type="dxa" w:w="3504"/>
+            <w:shd w:fill="FFFFFF"/>
+            <w:tcBorders>
+              <w:top w:val="single" w:sz="6" w:space="0" w:color="D8E1DD"/>
+              <w:left w:val="single" w:sz="6" w:space="0" w:color="D8E1DD"/>
+              <w:bottom w:val="single" w:sz="6" w:space="0" w:color="D8E1DD"/>
+              <w:right w:val="single" w:sz="6" w:space="0" w:color="D8E1DD"/>
+            </w:tcBorders>
+            <w:tcMar>
+              <w:top w:w="80" w:type="dxa"/>
+              <w:bottom w:w="80" w:type="dxa"/>
+              <w:left w:w="100" w:type="dxa"/>
+              <w:right w:w="100" w:type="dxa"/>
+            </w:tcMar>
           </w:tcPr>
           <w:p>
+            <w:pPr>
+              <w:spacing w:after="40" w:line="252" w:lineRule="auto"/>
+            </w:pPr>
             <w:r>
-              <w:t>Repeats steps until done</w:t>
+              <w:rPr>
+                <w:rFonts w:ascii="Aptos" w:hAnsi="Aptos"/>
+                <w:i w:val="0"/>
+                <w:color w:val="17231F"/>
+                <w:sz w:val="15"/>
+              </w:rPr>
+              <w:t>A repeated set of steps. A base language model predicts, adds, and continues.</w:t>
             </w:r>
           </w:p>
         </w:tc>
         <w:tc>
           <w:tcPr>
-            <w:tcW w:type="dxa" w:w="3456"/>
+            <w:tcW w:type="dxa" w:w="3504"/>
+            <w:shd w:fill="FFFFFF"/>
+            <w:tcBorders>
+              <w:top w:val="single" w:sz="6" w:space="0" w:color="D8E1DD"/>
+              <w:left w:val="single" w:sz="6" w:space="0" w:color="D8E1DD"/>
+              <w:bottom w:val="single" w:sz="6" w:space="0" w:color="D8E1DD"/>
+              <w:right w:val="single" w:sz="6" w:space="0" w:color="D8E1DD"/>
+            </w:tcBorders>
+            <w:tcMar>
+              <w:top w:w="80" w:type="dxa"/>
+              <w:bottom w:w="80" w:type="dxa"/>
+              <w:left w:w="100" w:type="dxa"/>
+              <w:right w:w="100" w:type="dxa"/>
+            </w:tcMar>
           </w:tcPr>
           <w:p>
+            <w:pPr>
+              <w:spacing w:after="40" w:line="252" w:lineRule="auto"/>
+            </w:pPr>
             <w:r>
-              <w:t>Predict, choose, add, continue</w:t>
+              <w:rPr>
+                <w:rFonts w:ascii="Aptos" w:hAnsi="Aptos"/>
+                <w:i w:val="0"/>
+                <w:color w:val="17231F"/>
+                <w:sz w:val="15"/>
+              </w:rPr>
+              <w:t>Pseudocode</w:t>
             </w:r>
           </w:p>
         </w:tc>
@@ -394,31 +1186,525 @@
       <w:tr>
         <w:tc>
           <w:tcPr>
-            <w:tcW w:type="dxa" w:w="3456"/>
+            <w:tcW w:type="dxa" w:w="3504"/>
+            <w:shd w:fill="FFFFFF"/>
+            <w:tcBorders>
+              <w:top w:val="single" w:sz="6" w:space="0" w:color="D8E1DD"/>
+              <w:left w:val="single" w:sz="6" w:space="0" w:color="D8E1DD"/>
+              <w:bottom w:val="single" w:sz="6" w:space="0" w:color="D8E1DD"/>
+              <w:right w:val="single" w:sz="6" w:space="0" w:color="D8E1DD"/>
+            </w:tcBorders>
+            <w:tcMar>
+              <w:top w:w="80" w:type="dxa"/>
+              <w:bottom w:w="80" w:type="dxa"/>
+              <w:left w:w="100" w:type="dxa"/>
+              <w:right w:w="100" w:type="dxa"/>
+            </w:tcMar>
           </w:tcPr>
           <w:p>
+            <w:pPr>
+              <w:spacing w:after="40" w:line="252" w:lineRule="auto"/>
+            </w:pPr>
             <w:r>
+              <w:rPr>
+                <w:rFonts w:ascii="Aptos" w:hAnsi="Aptos"/>
+                <w:i w:val="0"/>
+                <w:color w:val="17231F"/>
+                <w:sz w:val="15"/>
+              </w:rPr>
               <w:t>Human review</w:t>
             </w:r>
           </w:p>
         </w:tc>
         <w:tc>
           <w:tcPr>
-            <w:tcW w:type="dxa" w:w="3456"/>
+            <w:tcW w:type="dxa" w:w="3504"/>
+            <w:shd w:fill="FFFFFF"/>
+            <w:tcBorders>
+              <w:top w:val="single" w:sz="6" w:space="0" w:color="D8E1DD"/>
+              <w:left w:val="single" w:sz="6" w:space="0" w:color="D8E1DD"/>
+              <w:bottom w:val="single" w:sz="6" w:space="0" w:color="D8E1DD"/>
+              <w:right w:val="single" w:sz="6" w:space="0" w:color="D8E1DD"/>
+            </w:tcBorders>
+            <w:tcMar>
+              <w:top w:w="80" w:type="dxa"/>
+              <w:bottom w:w="80" w:type="dxa"/>
+              <w:left w:w="100" w:type="dxa"/>
+              <w:right w:w="100" w:type="dxa"/>
+            </w:tcMar>
           </w:tcPr>
           <w:p>
+            <w:pPr>
+              <w:spacing w:after="40" w:line="252" w:lineRule="auto"/>
+            </w:pPr>
             <w:r>
-              <w:t>Checks accuracy, purpose, and risk</w:t>
+              <w:rPr>
+                <w:rFonts w:ascii="Aptos" w:hAnsi="Aptos"/>
+                <w:i w:val="0"/>
+                <w:color w:val="17231F"/>
+                <w:sz w:val="15"/>
+              </w:rPr>
+              <w:t>The final check for accuracy, privacy, fairness, and purpose.</w:t>
             </w:r>
           </w:p>
         </w:tc>
         <w:tc>
           <w:tcPr>
-            <w:tcW w:type="dxa" w:w="3456"/>
+            <w:tcW w:type="dxa" w:w="3504"/>
+            <w:shd w:fill="FFFFFF"/>
+            <w:tcBorders>
+              <w:top w:val="single" w:sz="6" w:space="0" w:color="D8E1DD"/>
+              <w:left w:val="single" w:sz="6" w:space="0" w:color="D8E1DD"/>
+              <w:bottom w:val="single" w:sz="6" w:space="0" w:color="D8E1DD"/>
+              <w:right w:val="single" w:sz="6" w:space="0" w:color="D8E1DD"/>
+            </w:tcBorders>
+            <w:tcMar>
+              <w:top w:w="80" w:type="dxa"/>
+              <w:bottom w:w="80" w:type="dxa"/>
+              <w:left w:w="100" w:type="dxa"/>
+              <w:right w:w="100" w:type="dxa"/>
+            </w:tcMar>
           </w:tcPr>
           <w:p>
+            <w:pPr>
+              <w:spacing w:after="40" w:line="252" w:lineRule="auto"/>
+            </w:pPr>
             <w:r>
-              <w:t>Serviam and judgment</w:t>
+              <w:rPr>
+                <w:rFonts w:ascii="Aptos" w:hAnsi="Aptos"/>
+                <w:i w:val="0"/>
+                <w:color w:val="17231F"/>
+                <w:sz w:val="15"/>
+              </w:rPr>
+              <w:t>Responsible use</w:t>
+            </w:r>
+          </w:p>
+        </w:tc>
+      </w:tr>
+    </w:tbl>
+    <w:p>
+      <w:r>
+        <w:br w:type="page"/>
+      </w:r>
+    </w:p>
+    <w:p>
+      <w:pPr>
+        <w:pStyle w:val="Heading2"/>
+        <w:spacing w:before="120" w:after="80"/>
+      </w:pPr>
+      <w:r>
+        <w:rPr>
+          <w:rFonts w:ascii="Georgia" w:hAnsi="Georgia"/>
+          <w:b/>
+          <w:color w:val="005C49"/>
+          <w:sz w:val="26"/>
+        </w:rPr>
+        <w:t>Three simple models</w:t>
+      </w:r>
+    </w:p>
+    <w:tbl>
+      <w:tblPr>
+        <w:tblW w:type="auto" w:w="0"/>
+        <w:jc w:val="center"/>
+        <w:tblLayout w:type="autofit"/>
+        <w:tblLook w:firstColumn="1" w:firstRow="1" w:lastColumn="0" w:lastRow="0" w:noHBand="0" w:noVBand="1" w:val="04A0"/>
+      </w:tblPr>
+      <w:tblGrid>
+        <w:gridCol w:w="3504"/>
+        <w:gridCol w:w="3504"/>
+        <w:gridCol w:w="3504"/>
+      </w:tblGrid>
+      <w:tr>
+        <w:tc>
+          <w:tcPr>
+            <w:tcW w:type="dxa" w:w="1800"/>
+            <w:shd w:fill="003F35"/>
+            <w:tcBorders>
+              <w:top w:val="single" w:sz="6" w:space="0" w:color="003F35"/>
+              <w:left w:val="single" w:sz="6" w:space="0" w:color="003F35"/>
+              <w:bottom w:val="single" w:sz="6" w:space="0" w:color="003F35"/>
+              <w:right w:val="single" w:sz="6" w:space="0" w:color="003F35"/>
+            </w:tcBorders>
+            <w:tcMar>
+              <w:top w:w="80" w:type="dxa"/>
+              <w:bottom w:w="80" w:type="dxa"/>
+              <w:left w:w="100" w:type="dxa"/>
+              <w:right w:w="100" w:type="dxa"/>
+            </w:tcMar>
+          </w:tcPr>
+          <w:p>
+            <w:pPr>
+              <w:spacing w:after="40" w:line="252" w:lineRule="auto"/>
+            </w:pPr>
+            <w:r>
+              <w:rPr>
+                <w:rFonts w:ascii="Aptos" w:hAnsi="Aptos"/>
+                <w:b/>
+                <w:i w:val="0"/>
+                <w:color w:val="FFFFFF"/>
+                <w:sz w:val="16"/>
+              </w:rPr>
+              <w:t>Idea</w:t>
+            </w:r>
+          </w:p>
+        </w:tc>
+        <w:tc>
+          <w:tcPr>
+            <w:tcW w:type="dxa" w:w="3312"/>
+            <w:shd w:fill="003F35"/>
+            <w:tcBorders>
+              <w:top w:val="single" w:sz="6" w:space="0" w:color="003F35"/>
+              <w:left w:val="single" w:sz="6" w:space="0" w:color="003F35"/>
+              <w:bottom w:val="single" w:sz="6" w:space="0" w:color="003F35"/>
+              <w:right w:val="single" w:sz="6" w:space="0" w:color="003F35"/>
+            </w:tcBorders>
+            <w:tcMar>
+              <w:top w:w="80" w:type="dxa"/>
+              <w:bottom w:w="80" w:type="dxa"/>
+              <w:left w:w="100" w:type="dxa"/>
+              <w:right w:w="100" w:type="dxa"/>
+            </w:tcMar>
+          </w:tcPr>
+          <w:p>
+            <w:pPr>
+              <w:spacing w:after="40" w:line="252" w:lineRule="auto"/>
+            </w:pPr>
+            <w:r>
+              <w:rPr>
+                <w:rFonts w:ascii="Aptos" w:hAnsi="Aptos"/>
+                <w:b/>
+                <w:i w:val="0"/>
+                <w:color w:val="FFFFFF"/>
+                <w:sz w:val="16"/>
+              </w:rPr>
+              <w:t>Model</w:t>
+            </w:r>
+          </w:p>
+        </w:tc>
+        <w:tc>
+          <w:tcPr>
+            <w:tcW w:type="dxa" w:w="5184"/>
+            <w:shd w:fill="003F35"/>
+            <w:tcBorders>
+              <w:top w:val="single" w:sz="6" w:space="0" w:color="003F35"/>
+              <w:left w:val="single" w:sz="6" w:space="0" w:color="003F35"/>
+              <w:bottom w:val="single" w:sz="6" w:space="0" w:color="003F35"/>
+              <w:right w:val="single" w:sz="6" w:space="0" w:color="003F35"/>
+            </w:tcBorders>
+            <w:tcMar>
+              <w:top w:w="80" w:type="dxa"/>
+              <w:bottom w:w="80" w:type="dxa"/>
+              <w:left w:w="100" w:type="dxa"/>
+              <w:right w:w="100" w:type="dxa"/>
+            </w:tcMar>
+          </w:tcPr>
+          <w:p>
+            <w:pPr>
+              <w:spacing w:after="40" w:line="252" w:lineRule="auto"/>
+            </w:pPr>
+            <w:r>
+              <w:rPr>
+                <w:rFonts w:ascii="Aptos" w:hAnsi="Aptos"/>
+                <w:b/>
+                <w:i w:val="0"/>
+                <w:color w:val="FFFFFF"/>
+                <w:sz w:val="16"/>
+              </w:rPr>
+              <w:t>Meaning</w:t>
+            </w:r>
+          </w:p>
+        </w:tc>
+      </w:tr>
+      <w:tr>
+        <w:tc>
+          <w:tcPr>
+            <w:tcW w:type="dxa" w:w="3504"/>
+            <w:shd w:fill="FFFFFF"/>
+            <w:tcBorders>
+              <w:top w:val="single" w:sz="6" w:space="0" w:color="D8E1DD"/>
+              <w:left w:val="single" w:sz="6" w:space="0" w:color="D8E1DD"/>
+              <w:bottom w:val="single" w:sz="6" w:space="0" w:color="D8E1DD"/>
+              <w:right w:val="single" w:sz="6" w:space="0" w:color="D8E1DD"/>
+            </w:tcBorders>
+            <w:tcMar>
+              <w:top w:w="80" w:type="dxa"/>
+              <w:bottom w:w="80" w:type="dxa"/>
+              <w:left w:w="100" w:type="dxa"/>
+              <w:right w:w="100" w:type="dxa"/>
+            </w:tcMar>
+          </w:tcPr>
+          <w:p>
+            <w:pPr>
+              <w:spacing w:after="40" w:line="252" w:lineRule="auto"/>
+            </w:pPr>
+            <w:r>
+              <w:rPr>
+                <w:rFonts w:ascii="Aptos" w:hAnsi="Aptos"/>
+                <w:i w:val="0"/>
+                <w:color w:val="17231F"/>
+                <w:sz w:val="16"/>
+              </w:rPr>
+              <w:t>Function</w:t>
+            </w:r>
+          </w:p>
+        </w:tc>
+        <w:tc>
+          <w:tcPr>
+            <w:tcW w:type="dxa" w:w="3504"/>
+            <w:shd w:fill="FFFFFF"/>
+            <w:tcBorders>
+              <w:top w:val="single" w:sz="6" w:space="0" w:color="D8E1DD"/>
+              <w:left w:val="single" w:sz="6" w:space="0" w:color="D8E1DD"/>
+              <w:bottom w:val="single" w:sz="6" w:space="0" w:color="D8E1DD"/>
+              <w:right w:val="single" w:sz="6" w:space="0" w:color="D8E1DD"/>
+            </w:tcBorders>
+            <w:tcMar>
+              <w:top w:w="80" w:type="dxa"/>
+              <w:bottom w:w="80" w:type="dxa"/>
+              <w:left w:w="100" w:type="dxa"/>
+              <w:right w:w="100" w:type="dxa"/>
+            </w:tcMar>
+          </w:tcPr>
+          <w:p>
+            <w:pPr>
+              <w:spacing w:after="40" w:line="252" w:lineRule="auto"/>
+            </w:pPr>
+            <w:r>
+              <w:rPr>
+                <w:rFonts w:ascii="Aptos" w:hAnsi="Aptos"/>
+                <w:i w:val="0"/>
+                <w:color w:val="17231F"/>
+                <w:sz w:val="16"/>
+              </w:rPr>
+              <w:t>f(x) = y</w:t>
+            </w:r>
+          </w:p>
+        </w:tc>
+        <w:tc>
+          <w:tcPr>
+            <w:tcW w:type="dxa" w:w="3504"/>
+            <w:shd w:fill="FFFFFF"/>
+            <w:tcBorders>
+              <w:top w:val="single" w:sz="6" w:space="0" w:color="D8E1DD"/>
+              <w:left w:val="single" w:sz="6" w:space="0" w:color="D8E1DD"/>
+              <w:bottom w:val="single" w:sz="6" w:space="0" w:color="D8E1DD"/>
+              <w:right w:val="single" w:sz="6" w:space="0" w:color="D8E1DD"/>
+            </w:tcBorders>
+            <w:tcMar>
+              <w:top w:w="80" w:type="dxa"/>
+              <w:bottom w:w="80" w:type="dxa"/>
+              <w:left w:w="100" w:type="dxa"/>
+              <w:right w:w="100" w:type="dxa"/>
+            </w:tcMar>
+          </w:tcPr>
+          <w:p>
+            <w:pPr>
+              <w:spacing w:after="40" w:line="252" w:lineRule="auto"/>
+            </w:pPr>
+            <w:r>
+              <w:rPr>
+                <w:rFonts w:ascii="Aptos" w:hAnsi="Aptos"/>
+                <w:i w:val="0"/>
+                <w:color w:val="17231F"/>
+                <w:sz w:val="16"/>
+              </w:rPr>
+              <w:t>Input -&gt; model -&gt; output</w:t>
+            </w:r>
+          </w:p>
+        </w:tc>
+      </w:tr>
+      <w:tr>
+        <w:tc>
+          <w:tcPr>
+            <w:tcW w:type="dxa" w:w="3504"/>
+            <w:shd w:fill="FFFFFF"/>
+            <w:tcBorders>
+              <w:top w:val="single" w:sz="6" w:space="0" w:color="D8E1DD"/>
+              <w:left w:val="single" w:sz="6" w:space="0" w:color="D8E1DD"/>
+              <w:bottom w:val="single" w:sz="6" w:space="0" w:color="D8E1DD"/>
+              <w:right w:val="single" w:sz="6" w:space="0" w:color="D8E1DD"/>
+            </w:tcBorders>
+            <w:tcMar>
+              <w:top w:w="80" w:type="dxa"/>
+              <w:bottom w:w="80" w:type="dxa"/>
+              <w:left w:w="100" w:type="dxa"/>
+              <w:right w:w="100" w:type="dxa"/>
+            </w:tcMar>
+          </w:tcPr>
+          <w:p>
+            <w:pPr>
+              <w:spacing w:after="40" w:line="252" w:lineRule="auto"/>
+            </w:pPr>
+            <w:r>
+              <w:rPr>
+                <w:rFonts w:ascii="Aptos" w:hAnsi="Aptos"/>
+                <w:i w:val="0"/>
+                <w:color w:val="17231F"/>
+                <w:sz w:val="16"/>
+              </w:rPr>
+              <w:t>Weighted sum</w:t>
+            </w:r>
+          </w:p>
+        </w:tc>
+        <w:tc>
+          <w:tcPr>
+            <w:tcW w:type="dxa" w:w="3504"/>
+            <w:shd w:fill="FFFFFF"/>
+            <w:tcBorders>
+              <w:top w:val="single" w:sz="6" w:space="0" w:color="D8E1DD"/>
+              <w:left w:val="single" w:sz="6" w:space="0" w:color="D8E1DD"/>
+              <w:bottom w:val="single" w:sz="6" w:space="0" w:color="D8E1DD"/>
+              <w:right w:val="single" w:sz="6" w:space="0" w:color="D8E1DD"/>
+            </w:tcBorders>
+            <w:tcMar>
+              <w:top w:w="80" w:type="dxa"/>
+              <w:bottom w:w="80" w:type="dxa"/>
+              <w:left w:w="100" w:type="dxa"/>
+              <w:right w:w="100" w:type="dxa"/>
+            </w:tcMar>
+          </w:tcPr>
+          <w:p>
+            <w:pPr>
+              <w:spacing w:after="40" w:line="252" w:lineRule="auto"/>
+            </w:pPr>
+            <w:r>
+              <w:rPr>
+                <w:rFonts w:ascii="Aptos" w:hAnsi="Aptos"/>
+                <w:i w:val="0"/>
+                <w:color w:val="17231F"/>
+                <w:sz w:val="16"/>
+              </w:rPr>
+              <w:t>z = w1*x1 + w2*x2 + b</w:t>
+            </w:r>
+          </w:p>
+        </w:tc>
+        <w:tc>
+          <w:tcPr>
+            <w:tcW w:type="dxa" w:w="3504"/>
+            <w:shd w:fill="FFFFFF"/>
+            <w:tcBorders>
+              <w:top w:val="single" w:sz="6" w:space="0" w:color="D8E1DD"/>
+              <w:left w:val="single" w:sz="6" w:space="0" w:color="D8E1DD"/>
+              <w:bottom w:val="single" w:sz="6" w:space="0" w:color="D8E1DD"/>
+              <w:right w:val="single" w:sz="6" w:space="0" w:color="D8E1DD"/>
+            </w:tcBorders>
+            <w:tcMar>
+              <w:top w:w="80" w:type="dxa"/>
+              <w:bottom w:w="80" w:type="dxa"/>
+              <w:left w:w="100" w:type="dxa"/>
+              <w:right w:w="100" w:type="dxa"/>
+            </w:tcMar>
+          </w:tcPr>
+          <w:p>
+            <w:pPr>
+              <w:spacing w:after="40" w:line="252" w:lineRule="auto"/>
+            </w:pPr>
+            <w:r>
+              <w:rPr>
+                <w:rFonts w:ascii="Aptos" w:hAnsi="Aptos"/>
+                <w:i w:val="0"/>
+                <w:color w:val="17231F"/>
+                <w:sz w:val="16"/>
+              </w:rPr>
+              <w:t>Weights decide which signals matter more</w:t>
+            </w:r>
+          </w:p>
+        </w:tc>
+      </w:tr>
+      <w:tr>
+        <w:tc>
+          <w:tcPr>
+            <w:tcW w:type="dxa" w:w="3504"/>
+            <w:shd w:fill="FFFFFF"/>
+            <w:tcBorders>
+              <w:top w:val="single" w:sz="6" w:space="0" w:color="D8E1DD"/>
+              <w:left w:val="single" w:sz="6" w:space="0" w:color="D8E1DD"/>
+              <w:bottom w:val="single" w:sz="6" w:space="0" w:color="D8E1DD"/>
+              <w:right w:val="single" w:sz="6" w:space="0" w:color="D8E1DD"/>
+            </w:tcBorders>
+            <w:tcMar>
+              <w:top w:w="80" w:type="dxa"/>
+              <w:bottom w:w="80" w:type="dxa"/>
+              <w:left w:w="100" w:type="dxa"/>
+              <w:right w:w="100" w:type="dxa"/>
+            </w:tcMar>
+          </w:tcPr>
+          <w:p>
+            <w:pPr>
+              <w:spacing w:after="40" w:line="252" w:lineRule="auto"/>
+            </w:pPr>
+            <w:r>
+              <w:rPr>
+                <w:rFonts w:ascii="Aptos" w:hAnsi="Aptos"/>
+                <w:i w:val="0"/>
+                <w:color w:val="17231F"/>
+                <w:sz w:val="16"/>
+              </w:rPr>
+              <w:t>Attention</w:t>
+            </w:r>
+          </w:p>
+        </w:tc>
+        <w:tc>
+          <w:tcPr>
+            <w:tcW w:type="dxa" w:w="3504"/>
+            <w:shd w:fill="FFFFFF"/>
+            <w:tcBorders>
+              <w:top w:val="single" w:sz="6" w:space="0" w:color="D8E1DD"/>
+              <w:left w:val="single" w:sz="6" w:space="0" w:color="D8E1DD"/>
+              <w:bottom w:val="single" w:sz="6" w:space="0" w:color="D8E1DD"/>
+              <w:right w:val="single" w:sz="6" w:space="0" w:color="D8E1DD"/>
+            </w:tcBorders>
+            <w:tcMar>
+              <w:top w:w="80" w:type="dxa"/>
+              <w:bottom w:w="80" w:type="dxa"/>
+              <w:left w:w="100" w:type="dxa"/>
+              <w:right w:w="100" w:type="dxa"/>
+            </w:tcMar>
+          </w:tcPr>
+          <w:p>
+            <w:pPr>
+              <w:spacing w:after="40" w:line="252" w:lineRule="auto"/>
+            </w:pPr>
+            <w:r>
+              <w:rPr>
+                <w:rFonts w:ascii="Aptos" w:hAnsi="Aptos"/>
+                <w:i w:val="0"/>
+                <w:color w:val="17231F"/>
+                <w:sz w:val="16"/>
+              </w:rPr>
+              <w:t>compare -&gt; weight -&gt; combine</w:t>
+            </w:r>
+          </w:p>
+        </w:tc>
+        <w:tc>
+          <w:tcPr>
+            <w:tcW w:type="dxa" w:w="3504"/>
+            <w:shd w:fill="FFFFFF"/>
+            <w:tcBorders>
+              <w:top w:val="single" w:sz="6" w:space="0" w:color="D8E1DD"/>
+              <w:left w:val="single" w:sz="6" w:space="0" w:color="D8E1DD"/>
+              <w:bottom w:val="single" w:sz="6" w:space="0" w:color="D8E1DD"/>
+              <w:right w:val="single" w:sz="6" w:space="0" w:color="D8E1DD"/>
+            </w:tcBorders>
+            <w:tcMar>
+              <w:top w:w="80" w:type="dxa"/>
+              <w:bottom w:w="80" w:type="dxa"/>
+              <w:left w:w="100" w:type="dxa"/>
+              <w:right w:w="100" w:type="dxa"/>
+            </w:tcMar>
+          </w:tcPr>
+          <w:p>
+            <w:pPr>
+              <w:spacing w:after="40" w:line="252" w:lineRule="auto"/>
+            </w:pPr>
+            <w:r>
+              <w:rPr>
+                <w:rFonts w:ascii="Aptos" w:hAnsi="Aptos"/>
+                <w:i w:val="0"/>
+                <w:color w:val="17231F"/>
+                <w:sz w:val="16"/>
+              </w:rPr>
+              <w:t>The model weights relationships in context</w:t>
             </w:r>
           </w:p>
         </w:tc>
@@ -426,112 +1712,149 @@
     </w:tbl>
     <w:p>
       <w:pPr>
-        <w:pStyle w:val="Heading1"/>
+        <w:pStyle w:val="Heading2"/>
+        <w:spacing w:before="120" w:after="80"/>
       </w:pPr>
       <w:r>
-        <w:t>Three simple formulas or models</w:t>
+        <w:rPr>
+          <w:rFonts w:ascii="Georgia" w:hAnsi="Georgia"/>
+          <w:b/>
+          <w:color w:val="005C49"/>
+          <w:sz w:val="26"/>
+        </w:rPr>
+        <w:t>Website simulation 1: Tokens and Similarity</w:t>
       </w:r>
     </w:p>
     <w:p>
       <w:pPr>
-        <w:pStyle w:val="ListBullet"/>
+        <w:spacing w:after="40"/>
+        <w:jc w:val="center"/>
       </w:pPr>
       <w:r>
-        <w:t>f(x) = y: input -&gt; model -&gt; output</w:t>
+        <w:drawing>
+          <wp:inline xmlns:a="http://schemas.openxmlformats.org/drawingml/2006/main" xmlns:pic="http://schemas.openxmlformats.org/drawingml/2006/picture">
+            <wp:extent cx="5394960" cy="3158475"/>
+            <wp:docPr id="1" name="Picture 1"/>
+            <wp:cNvGraphicFramePr>
+              <a:graphicFrameLocks noChangeAspect="1"/>
+            </wp:cNvGraphicFramePr>
+            <a:graphic>
+              <a:graphicData uri="http://schemas.openxmlformats.org/drawingml/2006/picture">
+                <pic:pic>
+                  <pic:nvPicPr>
+                    <pic:cNvPr id="0" name="Screenshot 2026-05-22 at 8.34.27 PM.png"/>
+                    <pic:cNvPicPr/>
+                  </pic:nvPicPr>
+                  <pic:blipFill>
+                    <a:blip r:embed="rId11"/>
+                    <a:stretch>
+                      <a:fillRect/>
+                    </a:stretch>
+                  </pic:blipFill>
+                  <pic:spPr>
+                    <a:xfrm>
+                      <a:off x="0" y="0"/>
+                      <a:ext cx="5394960" cy="3158475"/>
+                    </a:xfrm>
+                    <a:prstGeom prst="rect"/>
+                  </pic:spPr>
+                </pic:pic>
+              </a:graphicData>
+            </a:graphic>
+          </wp:inline>
+        </w:drawing>
       </w:r>
     </w:p>
     <w:p>
       <w:pPr>
-        <w:pStyle w:val="ListBullet"/>
+        <w:spacing w:after="80"/>
+        <w:jc w:val="center"/>
       </w:pPr>
       <w:r>
-        <w:t>z = w1x1 + w2x2 + b: weights decide which signals matter more</w:t>
-      </w:r>
-    </w:p>
-    <w:p>
-      <w:pPr>
-        <w:pStyle w:val="ListBullet"/>
-      </w:pPr>
-      <w:r>
-        <w:t>Attention, simplified: compare -&gt; weight -&gt; combine</w:t>
-      </w:r>
-    </w:p>
-    <w:p>
-      <w:pPr>
-        <w:pStyle w:val="Heading1"/>
-      </w:pPr>
-      <w:r>
-        <w:t>Mini-check</w:t>
-      </w:r>
-    </w:p>
-    <w:p>
-      <w:pPr>
-        <w:pStyle w:val="ListBullet"/>
-      </w:pPr>
-      <w:r>
-        <w:t>A math idea behind AI is...</w:t>
-      </w:r>
-    </w:p>
-    <w:p>
-      <w:pPr>
-        <w:pStyle w:val="ListBullet"/>
-      </w:pPr>
-      <w:r>
-        <w:t>A computer science idea behind AI is...</w:t>
-      </w:r>
-    </w:p>
-    <w:p>
-      <w:pPr>
-        <w:pStyle w:val="ListBullet"/>
-      </w:pPr>
-      <w:r>
-        <w:t>A science idea behind AI is...</w:t>
-      </w:r>
-    </w:p>
-    <w:p>
-      <w:pPr>
-        <w:pStyle w:val="ListBullet"/>
-      </w:pPr>
-      <w:r>
-        <w:t>A human responsibility is...</w:t>
-      </w:r>
-    </w:p>
-    <w:p>
-      <w:pPr>
-        <w:pStyle w:val="Heading1"/>
-      </w:pPr>
-      <w:r>
-        <w:t>Test, verify, serve</w:t>
+        <w:rPr>
+          <w:rFonts w:ascii="Aptos" w:hAnsi="Aptos"/>
+          <w:i/>
+          <w:color w:val="616E69"/>
+          <w:sz w:val="15"/>
+        </w:rPr>
+        <w:t>Simulation 1 shows token chips, vector clusters, and cosine similarity. Use it to compare related and unrelated terms.</w:t>
       </w:r>
     </w:p>
     <w:tbl>
       <w:tblPr>
-        <w:tblStyle w:val="TableGrid"/>
         <w:tblW w:type="auto" w:w="0"/>
+        <w:jc w:val="center"/>
+        <w:tblLayout w:type="autofit"/>
         <w:tblLook w:firstColumn="1" w:firstRow="1" w:lastColumn="0" w:lastRow="0" w:noHBand="0" w:noVBand="1" w:val="04A0"/>
       </w:tblPr>
       <w:tblGrid>
-        <w:gridCol w:w="5184"/>
-        <w:gridCol w:w="5184"/>
+        <w:gridCol w:w="5256"/>
+        <w:gridCol w:w="5256"/>
       </w:tblGrid>
       <w:tr>
         <w:tc>
           <w:tcPr>
-            <w:tcW w:type="dxa" w:w="5184"/>
+            <w:tcW w:type="dxa" w:w="1008"/>
+            <w:shd w:fill="005C49"/>
+            <w:tcBorders>
+              <w:top w:val="single" w:sz="6" w:space="0" w:color="005C49"/>
+              <w:left w:val="single" w:sz="6" w:space="0" w:color="005C49"/>
+              <w:bottom w:val="single" w:sz="6" w:space="0" w:color="005C49"/>
+              <w:right w:val="single" w:sz="6" w:space="0" w:color="005C49"/>
+            </w:tcBorders>
+            <w:tcMar>
+              <w:top w:w="80" w:type="dxa"/>
+              <w:bottom w:w="80" w:type="dxa"/>
+              <w:left w:w="100" w:type="dxa"/>
+              <w:right w:w="100" w:type="dxa"/>
+            </w:tcMar>
           </w:tcPr>
           <w:p>
+            <w:pPr>
+              <w:spacing w:after="40" w:line="252" w:lineRule="auto"/>
+            </w:pPr>
             <w:r>
-              <w:t>Question</w:t>
+              <w:rPr>
+                <w:rFonts w:ascii="Aptos" w:hAnsi="Aptos"/>
+                <w:b/>
+                <w:i w:val="0"/>
+                <w:color w:val="FFFFFF"/>
+                <w:sz w:val="17"/>
+              </w:rPr>
+              <w:t>Step</w:t>
             </w:r>
           </w:p>
         </w:tc>
         <w:tc>
           <w:tcPr>
-            <w:tcW w:type="dxa" w:w="5184"/>
+            <w:tcW w:type="dxa" w:w="8928"/>
+            <w:shd w:fill="005C49"/>
+            <w:tcBorders>
+              <w:top w:val="single" w:sz="6" w:space="0" w:color="005C49"/>
+              <w:left w:val="single" w:sz="6" w:space="0" w:color="005C49"/>
+              <w:bottom w:val="single" w:sz="6" w:space="0" w:color="005C49"/>
+              <w:right w:val="single" w:sz="6" w:space="0" w:color="005C49"/>
+            </w:tcBorders>
+            <w:tcMar>
+              <w:top w:w="80" w:type="dxa"/>
+              <w:bottom w:w="80" w:type="dxa"/>
+              <w:left w:w="100" w:type="dxa"/>
+              <w:right w:w="100" w:type="dxa"/>
+            </w:tcMar>
           </w:tcPr>
           <w:p>
+            <w:pPr>
+              <w:spacing w:after="40" w:line="252" w:lineRule="auto"/>
+            </w:pPr>
             <w:r>
-              <w:t>Ask yourself</w:t>
+              <w:rPr>
+                <w:rFonts w:ascii="Aptos" w:hAnsi="Aptos"/>
+                <w:b/>
+                <w:i w:val="0"/>
+                <w:color w:val="FFFFFF"/>
+                <w:sz w:val="17"/>
+              </w:rPr>
+              <w:t>Student task</w:t>
             </w:r>
           </w:p>
         </w:tc>
@@ -539,21 +1862,65 @@
       <w:tr>
         <w:tc>
           <w:tcPr>
-            <w:tcW w:type="dxa" w:w="5184"/>
+            <w:tcW w:type="dxa" w:w="5256"/>
+            <w:shd w:fill="FFFFFF"/>
+            <w:tcBorders>
+              <w:top w:val="single" w:sz="6" w:space="0" w:color="D8E1DD"/>
+              <w:left w:val="single" w:sz="6" w:space="0" w:color="D8E1DD"/>
+              <w:bottom w:val="single" w:sz="6" w:space="0" w:color="D8E1DD"/>
+              <w:right w:val="single" w:sz="6" w:space="0" w:color="D8E1DD"/>
+            </w:tcBorders>
+            <w:tcMar>
+              <w:top w:w="80" w:type="dxa"/>
+              <w:bottom w:w="80" w:type="dxa"/>
+              <w:left w:w="100" w:type="dxa"/>
+              <w:right w:w="100" w:type="dxa"/>
+            </w:tcMar>
           </w:tcPr>
           <w:p>
+            <w:pPr>
+              <w:spacing w:after="40" w:line="252" w:lineRule="auto"/>
+            </w:pPr>
             <w:r>
-              <w:t>Accuracy</w:t>
+              <w:rPr>
+                <w:rFonts w:ascii="Aptos" w:hAnsi="Aptos"/>
+                <w:i w:val="0"/>
+                <w:color w:val="17231F"/>
+                <w:sz w:val="17"/>
+              </w:rPr>
+              <w:t>1</w:t>
             </w:r>
           </w:p>
         </w:tc>
         <w:tc>
           <w:tcPr>
-            <w:tcW w:type="dxa" w:w="5184"/>
+            <w:tcW w:type="dxa" w:w="5256"/>
+            <w:shd w:fill="FFFFFF"/>
+            <w:tcBorders>
+              <w:top w:val="single" w:sz="6" w:space="0" w:color="D8E1DD"/>
+              <w:left w:val="single" w:sz="6" w:space="0" w:color="D8E1DD"/>
+              <w:bottom w:val="single" w:sz="6" w:space="0" w:color="D8E1DD"/>
+              <w:right w:val="single" w:sz="6" w:space="0" w:color="D8E1DD"/>
+            </w:tcBorders>
+            <w:tcMar>
+              <w:top w:w="80" w:type="dxa"/>
+              <w:bottom w:w="80" w:type="dxa"/>
+              <w:left w:w="100" w:type="dxa"/>
+              <w:right w:w="100" w:type="dxa"/>
+            </w:tcMar>
           </w:tcPr>
           <w:p>
+            <w:pPr>
+              <w:spacing w:after="40" w:line="252" w:lineRule="auto"/>
+            </w:pPr>
             <w:r>
-              <w:t>Does it get the important facts right?</w:t>
+              <w:rPr>
+                <w:rFonts w:ascii="Aptos" w:hAnsi="Aptos"/>
+                <w:i w:val="0"/>
+                <w:color w:val="17231F"/>
+                <w:sz w:val="17"/>
+              </w:rPr>
+              <w:t>Choose code and algorithm. Record the cosine similarity.</w:t>
             </w:r>
           </w:p>
         </w:tc>
@@ -561,21 +1928,65 @@
       <w:tr>
         <w:tc>
           <w:tcPr>
-            <w:tcW w:type="dxa" w:w="5184"/>
+            <w:tcW w:type="dxa" w:w="5256"/>
+            <w:shd w:fill="FFFFFF"/>
+            <w:tcBorders>
+              <w:top w:val="single" w:sz="6" w:space="0" w:color="D8E1DD"/>
+              <w:left w:val="single" w:sz="6" w:space="0" w:color="D8E1DD"/>
+              <w:bottom w:val="single" w:sz="6" w:space="0" w:color="D8E1DD"/>
+              <w:right w:val="single" w:sz="6" w:space="0" w:color="D8E1DD"/>
+            </w:tcBorders>
+            <w:tcMar>
+              <w:top w:w="80" w:type="dxa"/>
+              <w:bottom w:w="80" w:type="dxa"/>
+              <w:left w:w="100" w:type="dxa"/>
+              <w:right w:w="100" w:type="dxa"/>
+            </w:tcMar>
           </w:tcPr>
           <w:p>
+            <w:pPr>
+              <w:spacing w:after="40" w:line="252" w:lineRule="auto"/>
+            </w:pPr>
             <w:r>
-              <w:t>Reliability</w:t>
+              <w:rPr>
+                <w:rFonts w:ascii="Aptos" w:hAnsi="Aptos"/>
+                <w:i w:val="0"/>
+                <w:color w:val="17231F"/>
+                <w:sz w:val="17"/>
+              </w:rPr>
+              <w:t>2</w:t>
             </w:r>
           </w:p>
         </w:tc>
         <w:tc>
           <w:tcPr>
-            <w:tcW w:type="dxa" w:w="5184"/>
+            <w:tcW w:type="dxa" w:w="5256"/>
+            <w:shd w:fill="FFFFFF"/>
+            <w:tcBorders>
+              <w:top w:val="single" w:sz="6" w:space="0" w:color="D8E1DD"/>
+              <w:left w:val="single" w:sz="6" w:space="0" w:color="D8E1DD"/>
+              <w:bottom w:val="single" w:sz="6" w:space="0" w:color="D8E1DD"/>
+              <w:right w:val="single" w:sz="6" w:space="0" w:color="D8E1DD"/>
+            </w:tcBorders>
+            <w:tcMar>
+              <w:top w:w="80" w:type="dxa"/>
+              <w:bottom w:w="80" w:type="dxa"/>
+              <w:left w:w="100" w:type="dxa"/>
+              <w:right w:w="100" w:type="dxa"/>
+            </w:tcMar>
           </w:tcPr>
           <w:p>
+            <w:pPr>
+              <w:spacing w:after="40" w:line="252" w:lineRule="auto"/>
+            </w:pPr>
             <w:r>
-              <w:t>Would it work again in similar conditions?</w:t>
+              <w:rPr>
+                <w:rFonts w:ascii="Aptos" w:hAnsi="Aptos"/>
+                <w:i w:val="0"/>
+                <w:color w:val="17231F"/>
+                <w:sz w:val="17"/>
+              </w:rPr>
+              <w:t>Change Token B to cupcake. What happens to similarity?</w:t>
             </w:r>
           </w:p>
         </w:tc>
@@ -583,21 +1994,65 @@
       <w:tr>
         <w:tc>
           <w:tcPr>
-            <w:tcW w:type="dxa" w:w="5184"/>
+            <w:tcW w:type="dxa" w:w="5256"/>
+            <w:shd w:fill="FFFFFF"/>
+            <w:tcBorders>
+              <w:top w:val="single" w:sz="6" w:space="0" w:color="D8E1DD"/>
+              <w:left w:val="single" w:sz="6" w:space="0" w:color="D8E1DD"/>
+              <w:bottom w:val="single" w:sz="6" w:space="0" w:color="D8E1DD"/>
+              <w:right w:val="single" w:sz="6" w:space="0" w:color="D8E1DD"/>
+            </w:tcBorders>
+            <w:tcMar>
+              <w:top w:w="80" w:type="dxa"/>
+              <w:bottom w:w="80" w:type="dxa"/>
+              <w:left w:w="100" w:type="dxa"/>
+              <w:right w:w="100" w:type="dxa"/>
+            </w:tcMar>
           </w:tcPr>
           <w:p>
+            <w:pPr>
+              <w:spacing w:after="40" w:line="252" w:lineRule="auto"/>
+            </w:pPr>
             <w:r>
-              <w:t>Transparency</w:t>
+              <w:rPr>
+                <w:rFonts w:ascii="Aptos" w:hAnsi="Aptos"/>
+                <w:i w:val="0"/>
+                <w:color w:val="17231F"/>
+                <w:sz w:val="17"/>
+              </w:rPr>
+              <w:t>3</w:t>
             </w:r>
           </w:p>
         </w:tc>
         <w:tc>
           <w:tcPr>
-            <w:tcW w:type="dxa" w:w="5184"/>
+            <w:tcW w:type="dxa" w:w="5256"/>
+            <w:shd w:fill="FFFFFF"/>
+            <w:tcBorders>
+              <w:top w:val="single" w:sz="6" w:space="0" w:color="D8E1DD"/>
+              <w:left w:val="single" w:sz="6" w:space="0" w:color="D8E1DD"/>
+              <w:bottom w:val="single" w:sz="6" w:space="0" w:color="D8E1DD"/>
+              <w:right w:val="single" w:sz="6" w:space="0" w:color="D8E1DD"/>
+            </w:tcBorders>
+            <w:tcMar>
+              <w:top w:w="80" w:type="dxa"/>
+              <w:bottom w:w="80" w:type="dxa"/>
+              <w:left w:w="100" w:type="dxa"/>
+              <w:right w:w="100" w:type="dxa"/>
+            </w:tcMar>
           </w:tcPr>
           <w:p>
+            <w:pPr>
+              <w:spacing w:after="40" w:line="252" w:lineRule="auto"/>
+            </w:pPr>
             <w:r>
-              <w:t>Can I explain how I got this result?</w:t>
+              <w:rPr>
+                <w:rFonts w:ascii="Aptos" w:hAnsi="Aptos"/>
+                <w:i w:val="0"/>
+                <w:color w:val="17231F"/>
+                <w:sz w:val="17"/>
+              </w:rPr>
+              <w:t>Explain why code and algorithm cluster closer than code and cupcake.</w:t>
             </w:r>
           </w:p>
         </w:tc>
@@ -605,21 +2060,215 @@
       <w:tr>
         <w:tc>
           <w:tcPr>
-            <w:tcW w:type="dxa" w:w="5184"/>
+            <w:tcW w:type="dxa" w:w="5256"/>
+            <w:shd w:fill="FFFFFF"/>
+            <w:tcBorders>
+              <w:top w:val="single" w:sz="6" w:space="0" w:color="D8E1DD"/>
+              <w:left w:val="single" w:sz="6" w:space="0" w:color="D8E1DD"/>
+              <w:bottom w:val="single" w:sz="6" w:space="0" w:color="D8E1DD"/>
+              <w:right w:val="single" w:sz="6" w:space="0" w:color="D8E1DD"/>
+            </w:tcBorders>
+            <w:tcMar>
+              <w:top w:w="80" w:type="dxa"/>
+              <w:bottom w:w="80" w:type="dxa"/>
+              <w:left w:w="100" w:type="dxa"/>
+              <w:right w:w="100" w:type="dxa"/>
+            </w:tcMar>
           </w:tcPr>
           <w:p>
+            <w:pPr>
+              <w:spacing w:after="40" w:line="252" w:lineRule="auto"/>
+            </w:pPr>
             <w:r>
-              <w:t>Fairness</w:t>
+              <w:rPr>
+                <w:rFonts w:ascii="Aptos" w:hAnsi="Aptos"/>
+                <w:i w:val="0"/>
+                <w:color w:val="17231F"/>
+                <w:sz w:val="17"/>
+              </w:rPr>
+              <w:t>4</w:t>
             </w:r>
           </w:p>
         </w:tc>
         <w:tc>
           <w:tcPr>
-            <w:tcW w:type="dxa" w:w="5184"/>
+            <w:tcW w:type="dxa" w:w="5256"/>
+            <w:shd w:fill="FFFFFF"/>
+            <w:tcBorders>
+              <w:top w:val="single" w:sz="6" w:space="0" w:color="D8E1DD"/>
+              <w:left w:val="single" w:sz="6" w:space="0" w:color="D8E1DD"/>
+              <w:bottom w:val="single" w:sz="6" w:space="0" w:color="D8E1DD"/>
+              <w:right w:val="single" w:sz="6" w:space="0" w:color="D8E1DD"/>
+            </w:tcBorders>
+            <w:tcMar>
+              <w:top w:w="80" w:type="dxa"/>
+              <w:bottom w:w="80" w:type="dxa"/>
+              <w:left w:w="100" w:type="dxa"/>
+              <w:right w:w="100" w:type="dxa"/>
+            </w:tcMar>
           </w:tcPr>
           <w:p>
+            <w:pPr>
+              <w:spacing w:after="40" w:line="252" w:lineRule="auto"/>
+            </w:pPr>
             <w:r>
-              <w:t>Who could be left out or harmed?</w:t>
+              <w:rPr>
+                <w:rFonts w:ascii="Aptos" w:hAnsi="Aptos"/>
+                <w:i w:val="0"/>
+                <w:color w:val="17231F"/>
+                <w:sz w:val="17"/>
+              </w:rPr>
+              <w:t>Use the word justice. Which cluster would it belong near: code, robotics, or service? Defend your answer.</w:t>
+            </w:r>
+          </w:p>
+        </w:tc>
+      </w:tr>
+    </w:tbl>
+    <w:p>
+      <w:pPr>
+        <w:pStyle w:val="Heading2"/>
+        <w:spacing w:before="120" w:after="80"/>
+      </w:pPr>
+      <w:r>
+        <w:rPr>
+          <w:rFonts w:ascii="Georgia" w:hAnsi="Georgia"/>
+          <w:b/>
+          <w:color w:val="005C49"/>
+          <w:sz w:val="26"/>
+        </w:rPr>
+        <w:t>Website simulation 2: Weights and Loss</w:t>
+      </w:r>
+    </w:p>
+    <w:p>
+      <w:pPr>
+        <w:spacing w:after="40"/>
+        <w:jc w:val="center"/>
+      </w:pPr>
+      <w:r>
+        <w:drawing>
+          <wp:inline xmlns:a="http://schemas.openxmlformats.org/drawingml/2006/main" xmlns:pic="http://schemas.openxmlformats.org/drawingml/2006/picture">
+            <wp:extent cx="5394960" cy="2808119"/>
+            <wp:docPr id="2" name="Picture 2"/>
+            <wp:cNvGraphicFramePr>
+              <a:graphicFrameLocks noChangeAspect="1"/>
+            </wp:cNvGraphicFramePr>
+            <a:graphic>
+              <a:graphicData uri="http://schemas.openxmlformats.org/drawingml/2006/picture">
+                <pic:pic>
+                  <pic:nvPicPr>
+                    <pic:cNvPr id="0" name="Screenshot 2026-05-22 at 8.34.37 PM.png"/>
+                    <pic:cNvPicPr/>
+                  </pic:nvPicPr>
+                  <pic:blipFill>
+                    <a:blip r:embed="rId12"/>
+                    <a:stretch>
+                      <a:fillRect/>
+                    </a:stretch>
+                  </pic:blipFill>
+                  <pic:spPr>
+                    <a:xfrm>
+                      <a:off x="0" y="0"/>
+                      <a:ext cx="5394960" cy="2808119"/>
+                    </a:xfrm>
+                    <a:prstGeom prst="rect"/>
+                  </pic:spPr>
+                </pic:pic>
+              </a:graphicData>
+            </a:graphic>
+          </wp:inline>
+        </w:drawing>
+      </w:r>
+    </w:p>
+    <w:p>
+      <w:pPr>
+        <w:spacing w:after="80"/>
+        <w:jc w:val="center"/>
+      </w:pPr>
+      <w:r>
+        <w:rPr>
+          <w:rFonts w:ascii="Aptos" w:hAnsi="Aptos"/>
+          <w:i/>
+          <w:color w:val="616E69"/>
+          <w:sz w:val="15"/>
+        </w:rPr>
+        <w:t>Simulation 2 shows sliders for inputs and weights, then visualizes prediction, error, and loss.</w:t>
+      </w:r>
+    </w:p>
+    <w:tbl>
+      <w:tblPr>
+        <w:tblW w:type="auto" w:w="0"/>
+        <w:jc w:val="center"/>
+        <w:tblLayout w:type="autofit"/>
+        <w:tblLook w:firstColumn="1" w:firstRow="1" w:lastColumn="0" w:lastRow="0" w:noHBand="0" w:noVBand="1" w:val="04A0"/>
+      </w:tblPr>
+      <w:tblGrid>
+        <w:gridCol w:w="5256"/>
+        <w:gridCol w:w="5256"/>
+      </w:tblGrid>
+      <w:tr>
+        <w:tc>
+          <w:tcPr>
+            <w:tcW w:type="dxa" w:w="1008"/>
+            <w:shd w:fill="005C49"/>
+            <w:tcBorders>
+              <w:top w:val="single" w:sz="6" w:space="0" w:color="005C49"/>
+              <w:left w:val="single" w:sz="6" w:space="0" w:color="005C49"/>
+              <w:bottom w:val="single" w:sz="6" w:space="0" w:color="005C49"/>
+              <w:right w:val="single" w:sz="6" w:space="0" w:color="005C49"/>
+            </w:tcBorders>
+            <w:tcMar>
+              <w:top w:w="80" w:type="dxa"/>
+              <w:bottom w:w="80" w:type="dxa"/>
+              <w:left w:w="100" w:type="dxa"/>
+              <w:right w:w="100" w:type="dxa"/>
+            </w:tcMar>
+          </w:tcPr>
+          <w:p>
+            <w:pPr>
+              <w:spacing w:after="40" w:line="252" w:lineRule="auto"/>
+            </w:pPr>
+            <w:r>
+              <w:rPr>
+                <w:rFonts w:ascii="Aptos" w:hAnsi="Aptos"/>
+                <w:b/>
+                <w:i w:val="0"/>
+                <w:color w:val="FFFFFF"/>
+                <w:sz w:val="17"/>
+              </w:rPr>
+              <w:t>Step</w:t>
+            </w:r>
+          </w:p>
+        </w:tc>
+        <w:tc>
+          <w:tcPr>
+            <w:tcW w:type="dxa" w:w="8928"/>
+            <w:shd w:fill="005C49"/>
+            <w:tcBorders>
+              <w:top w:val="single" w:sz="6" w:space="0" w:color="005C49"/>
+              <w:left w:val="single" w:sz="6" w:space="0" w:color="005C49"/>
+              <w:bottom w:val="single" w:sz="6" w:space="0" w:color="005C49"/>
+              <w:right w:val="single" w:sz="6" w:space="0" w:color="005C49"/>
+            </w:tcBorders>
+            <w:tcMar>
+              <w:top w:w="80" w:type="dxa"/>
+              <w:bottom w:w="80" w:type="dxa"/>
+              <w:left w:w="100" w:type="dxa"/>
+              <w:right w:w="100" w:type="dxa"/>
+            </w:tcMar>
+          </w:tcPr>
+          <w:p>
+            <w:pPr>
+              <w:spacing w:after="40" w:line="252" w:lineRule="auto"/>
+            </w:pPr>
+            <w:r>
+              <w:rPr>
+                <w:rFonts w:ascii="Aptos" w:hAnsi="Aptos"/>
+                <w:b/>
+                <w:i w:val="0"/>
+                <w:color w:val="FFFFFF"/>
+                <w:sz w:val="17"/>
+              </w:rPr>
+              <w:t>Student task</w:t>
             </w:r>
           </w:p>
         </w:tc>
@@ -627,21 +2276,65 @@
       <w:tr>
         <w:tc>
           <w:tcPr>
-            <w:tcW w:type="dxa" w:w="5184"/>
+            <w:tcW w:type="dxa" w:w="5256"/>
+            <w:shd w:fill="FFFFFF"/>
+            <w:tcBorders>
+              <w:top w:val="single" w:sz="6" w:space="0" w:color="D8E1DD"/>
+              <w:left w:val="single" w:sz="6" w:space="0" w:color="D8E1DD"/>
+              <w:bottom w:val="single" w:sz="6" w:space="0" w:color="D8E1DD"/>
+              <w:right w:val="single" w:sz="6" w:space="0" w:color="D8E1DD"/>
+            </w:tcBorders>
+            <w:tcMar>
+              <w:top w:w="80" w:type="dxa"/>
+              <w:bottom w:w="80" w:type="dxa"/>
+              <w:left w:w="100" w:type="dxa"/>
+              <w:right w:w="100" w:type="dxa"/>
+            </w:tcMar>
           </w:tcPr>
           <w:p>
+            <w:pPr>
+              <w:spacing w:after="40" w:line="252" w:lineRule="auto"/>
+            </w:pPr>
             <w:r>
-              <w:t>Privacy</w:t>
+              <w:rPr>
+                <w:rFonts w:ascii="Aptos" w:hAnsi="Aptos"/>
+                <w:i w:val="0"/>
+                <w:color w:val="17231F"/>
+                <w:sz w:val="17"/>
+              </w:rPr>
+              <w:t>1</w:t>
             </w:r>
           </w:p>
         </w:tc>
         <w:tc>
           <w:tcPr>
-            <w:tcW w:type="dxa" w:w="5184"/>
+            <w:tcW w:type="dxa" w:w="5256"/>
+            <w:shd w:fill="FFFFFF"/>
+            <w:tcBorders>
+              <w:top w:val="single" w:sz="6" w:space="0" w:color="D8E1DD"/>
+              <w:left w:val="single" w:sz="6" w:space="0" w:color="D8E1DD"/>
+              <w:bottom w:val="single" w:sz="6" w:space="0" w:color="D8E1DD"/>
+              <w:right w:val="single" w:sz="6" w:space="0" w:color="D8E1DD"/>
+            </w:tcBorders>
+            <w:tcMar>
+              <w:top w:w="80" w:type="dxa"/>
+              <w:bottom w:w="80" w:type="dxa"/>
+              <w:left w:w="100" w:type="dxa"/>
+              <w:right w:w="100" w:type="dxa"/>
+            </w:tcMar>
           </w:tcPr>
           <w:p>
+            <w:pPr>
+              <w:spacing w:after="40" w:line="252" w:lineRule="auto"/>
+            </w:pPr>
             <w:r>
-              <w:t>Did I protect personal information?</w:t>
+              <w:rPr>
+                <w:rFonts w:ascii="Aptos" w:hAnsi="Aptos"/>
+                <w:i w:val="0"/>
+                <w:color w:val="17231F"/>
+                <w:sz w:val="17"/>
+              </w:rPr>
+              <w:t>Set evidence strength and cross-checks high. Predict whether loss should be high or low.</w:t>
             </w:r>
           </w:p>
         </w:tc>
@@ -649,21 +2342,65 @@
       <w:tr>
         <w:tc>
           <w:tcPr>
-            <w:tcW w:type="dxa" w:w="5184"/>
+            <w:tcW w:type="dxa" w:w="5256"/>
+            <w:shd w:fill="FFFFFF"/>
+            <w:tcBorders>
+              <w:top w:val="single" w:sz="6" w:space="0" w:color="D8E1DD"/>
+              <w:left w:val="single" w:sz="6" w:space="0" w:color="D8E1DD"/>
+              <w:bottom w:val="single" w:sz="6" w:space="0" w:color="D8E1DD"/>
+              <w:right w:val="single" w:sz="6" w:space="0" w:color="D8E1DD"/>
+            </w:tcBorders>
+            <w:tcMar>
+              <w:top w:w="80" w:type="dxa"/>
+              <w:bottom w:w="80" w:type="dxa"/>
+              <w:left w:w="100" w:type="dxa"/>
+              <w:right w:w="100" w:type="dxa"/>
+            </w:tcMar>
           </w:tcPr>
           <w:p>
+            <w:pPr>
+              <w:spacing w:after="40" w:line="252" w:lineRule="auto"/>
+            </w:pPr>
             <w:r>
-              <w:t>Human oversight</w:t>
+              <w:rPr>
+                <w:rFonts w:ascii="Aptos" w:hAnsi="Aptos"/>
+                <w:i w:val="0"/>
+                <w:color w:val="17231F"/>
+                <w:sz w:val="17"/>
+              </w:rPr>
+              <w:t>2</w:t>
             </w:r>
           </w:p>
         </w:tc>
         <w:tc>
           <w:tcPr>
-            <w:tcW w:type="dxa" w:w="5184"/>
+            <w:tcW w:type="dxa" w:w="5256"/>
+            <w:shd w:fill="FFFFFF"/>
+            <w:tcBorders>
+              <w:top w:val="single" w:sz="6" w:space="0" w:color="D8E1DD"/>
+              <w:left w:val="single" w:sz="6" w:space="0" w:color="D8E1DD"/>
+              <w:bottom w:val="single" w:sz="6" w:space="0" w:color="D8E1DD"/>
+              <w:right w:val="single" w:sz="6" w:space="0" w:color="D8E1DD"/>
+            </w:tcBorders>
+            <w:tcMar>
+              <w:top w:w="80" w:type="dxa"/>
+              <w:bottom w:w="80" w:type="dxa"/>
+              <w:left w:w="100" w:type="dxa"/>
+              <w:right w:w="100" w:type="dxa"/>
+            </w:tcMar>
           </w:tcPr>
           <w:p>
+            <w:pPr>
+              <w:spacing w:after="40" w:line="252" w:lineRule="auto"/>
+            </w:pPr>
             <w:r>
-              <w:t>Did a person check before using it?</w:t>
+              <w:rPr>
+                <w:rFonts w:ascii="Aptos" w:hAnsi="Aptos"/>
+                <w:i w:val="0"/>
+                <w:color w:val="17231F"/>
+                <w:sz w:val="17"/>
+              </w:rPr>
+              <w:t>Change one weight. What happens to prediction, error, and loss?</w:t>
             </w:r>
           </w:p>
         </w:tc>
@@ -671,21 +2408,131 @@
       <w:tr>
         <w:tc>
           <w:tcPr>
-            <w:tcW w:type="dxa" w:w="5184"/>
+            <w:tcW w:type="dxa" w:w="5256"/>
+            <w:shd w:fill="FFFFFF"/>
+            <w:tcBorders>
+              <w:top w:val="single" w:sz="6" w:space="0" w:color="D8E1DD"/>
+              <w:left w:val="single" w:sz="6" w:space="0" w:color="D8E1DD"/>
+              <w:bottom w:val="single" w:sz="6" w:space="0" w:color="D8E1DD"/>
+              <w:right w:val="single" w:sz="6" w:space="0" w:color="D8E1DD"/>
+            </w:tcBorders>
+            <w:tcMar>
+              <w:top w:w="80" w:type="dxa"/>
+              <w:bottom w:w="80" w:type="dxa"/>
+              <w:left w:w="100" w:type="dxa"/>
+              <w:right w:w="100" w:type="dxa"/>
+            </w:tcMar>
           </w:tcPr>
           <w:p>
+            <w:pPr>
+              <w:spacing w:after="40" w:line="252" w:lineRule="auto"/>
+            </w:pPr>
             <w:r>
-              <w:t>Appropriate use</w:t>
+              <w:rPr>
+                <w:rFonts w:ascii="Aptos" w:hAnsi="Aptos"/>
+                <w:i w:val="0"/>
+                <w:color w:val="17231F"/>
+                <w:sz w:val="17"/>
+              </w:rPr>
+              <w:t>3</w:t>
             </w:r>
           </w:p>
         </w:tc>
         <w:tc>
           <w:tcPr>
-            <w:tcW w:type="dxa" w:w="5184"/>
+            <w:tcW w:type="dxa" w:w="5256"/>
+            <w:shd w:fill="FFFFFF"/>
+            <w:tcBorders>
+              <w:top w:val="single" w:sz="6" w:space="0" w:color="D8E1DD"/>
+              <w:left w:val="single" w:sz="6" w:space="0" w:color="D8E1DD"/>
+              <w:bottom w:val="single" w:sz="6" w:space="0" w:color="D8E1DD"/>
+              <w:right w:val="single" w:sz="6" w:space="0" w:color="D8E1DD"/>
+            </w:tcBorders>
+            <w:tcMar>
+              <w:top w:w="80" w:type="dxa"/>
+              <w:bottom w:w="80" w:type="dxa"/>
+              <w:left w:w="100" w:type="dxa"/>
+              <w:right w:w="100" w:type="dxa"/>
+            </w:tcMar>
           </w:tcPr>
           <w:p>
+            <w:pPr>
+              <w:spacing w:after="40" w:line="252" w:lineRule="auto"/>
+            </w:pPr>
             <w:r>
-              <w:t>Is this the right tool for this task?</w:t>
+              <w:rPr>
+                <w:rFonts w:ascii="Aptos" w:hAnsi="Aptos"/>
+                <w:i w:val="0"/>
+                <w:color w:val="17231F"/>
+                <w:sz w:val="17"/>
+              </w:rPr>
+              <w:t>Run 1 step, then 20 steps. What changes after training?</w:t>
+            </w:r>
+          </w:p>
+        </w:tc>
+      </w:tr>
+      <w:tr>
+        <w:tc>
+          <w:tcPr>
+            <w:tcW w:type="dxa" w:w="5256"/>
+            <w:shd w:fill="FFFFFF"/>
+            <w:tcBorders>
+              <w:top w:val="single" w:sz="6" w:space="0" w:color="D8E1DD"/>
+              <w:left w:val="single" w:sz="6" w:space="0" w:color="D8E1DD"/>
+              <w:bottom w:val="single" w:sz="6" w:space="0" w:color="D8E1DD"/>
+              <w:right w:val="single" w:sz="6" w:space="0" w:color="D8E1DD"/>
+            </w:tcBorders>
+            <w:tcMar>
+              <w:top w:w="80" w:type="dxa"/>
+              <w:bottom w:w="80" w:type="dxa"/>
+              <w:left w:w="100" w:type="dxa"/>
+              <w:right w:w="100" w:type="dxa"/>
+            </w:tcMar>
+          </w:tcPr>
+          <w:p>
+            <w:pPr>
+              <w:spacing w:after="40" w:line="252" w:lineRule="auto"/>
+            </w:pPr>
+            <w:r>
+              <w:rPr>
+                <w:rFonts w:ascii="Aptos" w:hAnsi="Aptos"/>
+                <w:i w:val="0"/>
+                <w:color w:val="17231F"/>
+                <w:sz w:val="17"/>
+              </w:rPr>
+              <w:t>4</w:t>
+            </w:r>
+          </w:p>
+        </w:tc>
+        <w:tc>
+          <w:tcPr>
+            <w:tcW w:type="dxa" w:w="5256"/>
+            <w:shd w:fill="FFFFFF"/>
+            <w:tcBorders>
+              <w:top w:val="single" w:sz="6" w:space="0" w:color="D8E1DD"/>
+              <w:left w:val="single" w:sz="6" w:space="0" w:color="D8E1DD"/>
+              <w:bottom w:val="single" w:sz="6" w:space="0" w:color="D8E1DD"/>
+              <w:right w:val="single" w:sz="6" w:space="0" w:color="D8E1DD"/>
+            </w:tcBorders>
+            <w:tcMar>
+              <w:top w:w="80" w:type="dxa"/>
+              <w:bottom w:w="80" w:type="dxa"/>
+              <w:left w:w="100" w:type="dxa"/>
+              <w:right w:w="100" w:type="dxa"/>
+            </w:tcMar>
+          </w:tcPr>
+          <w:p>
+            <w:pPr>
+              <w:spacing w:after="40" w:line="252" w:lineRule="auto"/>
+            </w:pPr>
+            <w:r>
+              <w:rPr>
+                <w:rFonts w:ascii="Aptos" w:hAnsi="Aptos"/>
+                <w:i w:val="0"/>
+                <w:color w:val="17231F"/>
+                <w:sz w:val="17"/>
+              </w:rPr>
+              <w:t>Write one sentence connecting training to feedback and revision.</w:t>
             </w:r>
           </w:p>
         </w:tc>
@@ -693,40 +2540,607 @@
     </w:tbl>
     <w:p>
       <w:pPr>
-        <w:pStyle w:val="Heading1"/>
+        <w:pStyle w:val="Heading2"/>
+        <w:spacing w:before="120" w:after="80"/>
       </w:pPr>
       <w:r>
-        <w:t>Exit ticket</w:t>
+        <w:rPr>
+          <w:rFonts w:ascii="Georgia" w:hAnsi="Georgia"/>
+          <w:b/>
+          <w:color w:val="005C49"/>
+          <w:sz w:val="26"/>
+        </w:rPr>
+        <w:t>Exit ticket: explain how AI works</w:t>
       </w:r>
     </w:p>
-    <w:p>
-      <w:r>
-        <w:t>One math idea: _______________________________</w:t>
-      </w:r>
-    </w:p>
-    <w:p>
-      <w:r>
-        <w:t>One CS idea: _________________________________</w:t>
-      </w:r>
-    </w:p>
-    <w:p>
-      <w:r>
-        <w:t>One science idea: ____________________________</w:t>
-      </w:r>
-    </w:p>
-    <w:p>
-      <w:r>
-        <w:t>One human responsibility: _____________________</w:t>
-      </w:r>
-    </w:p>
+    <w:tbl>
+      <w:tblPr>
+        <w:tblW w:type="auto" w:w="0"/>
+        <w:jc w:val="center"/>
+        <w:tblLook w:firstColumn="1" w:firstRow="1" w:lastColumn="0" w:lastRow="0" w:noHBand="0" w:noVBand="1" w:val="04A0"/>
+      </w:tblPr>
+      <w:tblGrid>
+        <w:gridCol w:w="10512"/>
+      </w:tblGrid>
+      <w:tr>
+        <w:tc>
+          <w:tcPr>
+            <w:tcW w:type="dxa" w:w="10512"/>
+            <w:shd w:fill="F7F4EE"/>
+            <w:tcBorders>
+              <w:top w:val="single" w:sz="8" w:space="0" w:color="D8E1DD"/>
+              <w:left w:val="single" w:sz="8" w:space="0" w:color="D8E1DD"/>
+              <w:bottom w:val="single" w:sz="8" w:space="0" w:color="D8E1DD"/>
+              <w:right w:val="single" w:sz="8" w:space="0" w:color="D8E1DD"/>
+            </w:tcBorders>
+            <w:tcMar>
+              <w:top w:w="100" w:type="dxa"/>
+              <w:bottom w:w="100" w:type="dxa"/>
+              <w:left w:w="150" w:type="dxa"/>
+              <w:right w:w="150" w:type="dxa"/>
+            </w:tcMar>
+          </w:tcPr>
+          <w:p>
+            <w:pPr>
+              <w:spacing w:after="40" w:line="252" w:lineRule="auto"/>
+            </w:pPr>
+            <w:r>
+              <w:rPr>
+                <w:rFonts w:ascii="Aptos" w:hAnsi="Aptos"/>
+                <w:b/>
+                <w:i w:val="0"/>
+                <w:color w:val="003F35"/>
+                <w:sz w:val="19"/>
+              </w:rPr>
+              <w:t>4 to 5 sentence challenge</w:t>
+            </w:r>
+          </w:p>
+          <w:p>
+            <w:pPr>
+              <w:spacing w:after="40" w:line="252" w:lineRule="auto"/>
+            </w:pPr>
+            <w:r>
+              <w:rPr>
+                <w:rFonts w:ascii="Aptos" w:hAnsi="Aptos"/>
+                <w:b w:val="0"/>
+                <w:i w:val="0"/>
+                <w:color w:val="17231F"/>
+                <w:sz w:val="18"/>
+              </w:rPr>
+              <w:t>Explain how AI creates a response. Include one math idea, one computer science idea, one science/testing idea, and one reason human review still matters.</w:t>
+            </w:r>
+          </w:p>
+        </w:tc>
+      </w:tr>
+    </w:tbl>
+    <w:tbl>
+      <w:tblPr>
+        <w:tblW w:type="auto" w:w="0"/>
+        <w:jc w:val="center"/>
+        <w:tblLayout w:type="autofit"/>
+        <w:tblLook w:firstColumn="1" w:firstRow="1" w:lastColumn="0" w:lastRow="0" w:noHBand="0" w:noVBand="1" w:val="04A0"/>
+      </w:tblPr>
+      <w:tblGrid>
+        <w:gridCol w:w="5256"/>
+        <w:gridCol w:w="5256"/>
+      </w:tblGrid>
+      <w:tr>
+        <w:tc>
+          <w:tcPr>
+            <w:tcW w:type="dxa" w:w="3024"/>
+            <w:shd w:fill="003F35"/>
+            <w:tcBorders>
+              <w:top w:val="single" w:sz="6" w:space="0" w:color="003F35"/>
+              <w:left w:val="single" w:sz="6" w:space="0" w:color="003F35"/>
+              <w:bottom w:val="single" w:sz="6" w:space="0" w:color="003F35"/>
+              <w:right w:val="single" w:sz="6" w:space="0" w:color="003F35"/>
+            </w:tcBorders>
+            <w:tcMar>
+              <w:top w:w="80" w:type="dxa"/>
+              <w:bottom w:w="80" w:type="dxa"/>
+              <w:left w:w="100" w:type="dxa"/>
+              <w:right w:w="100" w:type="dxa"/>
+            </w:tcMar>
+          </w:tcPr>
+          <w:p>
+            <w:pPr>
+              <w:spacing w:after="40" w:line="252" w:lineRule="auto"/>
+            </w:pPr>
+            <w:r>
+              <w:rPr>
+                <w:rFonts w:ascii="Aptos" w:hAnsi="Aptos"/>
+                <w:b/>
+                <w:i w:val="0"/>
+                <w:color w:val="FFFFFF"/>
+                <w:sz w:val="16"/>
+              </w:rPr>
+              <w:t>Sentence starter</w:t>
+            </w:r>
+          </w:p>
+        </w:tc>
+        <w:tc>
+          <w:tcPr>
+            <w:tcW w:type="dxa" w:w="7056"/>
+            <w:shd w:fill="003F35"/>
+            <w:tcBorders>
+              <w:top w:val="single" w:sz="6" w:space="0" w:color="003F35"/>
+              <w:left w:val="single" w:sz="6" w:space="0" w:color="003F35"/>
+              <w:bottom w:val="single" w:sz="6" w:space="0" w:color="003F35"/>
+              <w:right w:val="single" w:sz="6" w:space="0" w:color="003F35"/>
+            </w:tcBorders>
+            <w:tcMar>
+              <w:top w:w="80" w:type="dxa"/>
+              <w:bottom w:w="80" w:type="dxa"/>
+              <w:left w:w="100" w:type="dxa"/>
+              <w:right w:w="100" w:type="dxa"/>
+            </w:tcMar>
+          </w:tcPr>
+          <w:p>
+            <w:pPr>
+              <w:spacing w:after="40" w:line="252" w:lineRule="auto"/>
+            </w:pPr>
+            <w:r>
+              <w:rPr>
+                <w:rFonts w:ascii="Aptos" w:hAnsi="Aptos"/>
+                <w:b/>
+                <w:i w:val="0"/>
+                <w:color w:val="FFFFFF"/>
+                <w:sz w:val="16"/>
+              </w:rPr>
+              <w:t>Your explanation</w:t>
+            </w:r>
+          </w:p>
+        </w:tc>
+      </w:tr>
+      <w:tr>
+        <w:tc>
+          <w:tcPr>
+            <w:tcW w:type="dxa" w:w="5256"/>
+            <w:shd w:fill="FFFFFF"/>
+            <w:tcBorders>
+              <w:top w:val="single" w:sz="6" w:space="0" w:color="D8E1DD"/>
+              <w:left w:val="single" w:sz="6" w:space="0" w:color="D8E1DD"/>
+              <w:bottom w:val="single" w:sz="6" w:space="0" w:color="D8E1DD"/>
+              <w:right w:val="single" w:sz="6" w:space="0" w:color="D8E1DD"/>
+            </w:tcBorders>
+            <w:tcMar>
+              <w:top w:w="80" w:type="dxa"/>
+              <w:bottom w:w="80" w:type="dxa"/>
+              <w:left w:w="100" w:type="dxa"/>
+              <w:right w:w="100" w:type="dxa"/>
+            </w:tcMar>
+          </w:tcPr>
+          <w:p>
+            <w:pPr>
+              <w:spacing w:after="40" w:line="252" w:lineRule="auto"/>
+            </w:pPr>
+            <w:r>
+              <w:rPr>
+                <w:rFonts w:ascii="Aptos" w:hAnsi="Aptos"/>
+                <w:i w:val="0"/>
+                <w:color w:val="17231F"/>
+                <w:sz w:val="16"/>
+              </w:rPr>
+              <w:t>AI starts by...</w:t>
+            </w:r>
+          </w:p>
+        </w:tc>
+        <w:tc>
+          <w:tcPr>
+            <w:tcW w:type="dxa" w:w="5256"/>
+            <w:shd w:fill="FFFFFF"/>
+            <w:tcBorders>
+              <w:top w:val="single" w:sz="6" w:space="0" w:color="D8E1DD"/>
+              <w:left w:val="single" w:sz="6" w:space="0" w:color="D8E1DD"/>
+              <w:bottom w:val="single" w:sz="6" w:space="0" w:color="D8E1DD"/>
+              <w:right w:val="single" w:sz="6" w:space="0" w:color="D8E1DD"/>
+            </w:tcBorders>
+            <w:tcMar>
+              <w:top w:w="80" w:type="dxa"/>
+              <w:bottom w:w="80" w:type="dxa"/>
+              <w:left w:w="100" w:type="dxa"/>
+              <w:right w:w="100" w:type="dxa"/>
+            </w:tcMar>
+          </w:tcPr>
+          <w:p>
+            <w:pPr>
+              <w:spacing w:after="40" w:line="252" w:lineRule="auto"/>
+            </w:pPr>
+            <w:r>
+              <w:rPr>
+                <w:rFonts w:ascii="Aptos" w:hAnsi="Aptos"/>
+                <w:i w:val="0"/>
+                <w:color w:val="17231F"/>
+                <w:sz w:val="16"/>
+              </w:rPr>
+              <w:t>__________________________________________________________________</w:t>
+            </w:r>
+          </w:p>
+        </w:tc>
+      </w:tr>
+      <w:tr>
+        <w:tc>
+          <w:tcPr>
+            <w:tcW w:type="dxa" w:w="5256"/>
+            <w:shd w:fill="FFFFFF"/>
+            <w:tcBorders>
+              <w:top w:val="single" w:sz="6" w:space="0" w:color="D8E1DD"/>
+              <w:left w:val="single" w:sz="6" w:space="0" w:color="D8E1DD"/>
+              <w:bottom w:val="single" w:sz="6" w:space="0" w:color="D8E1DD"/>
+              <w:right w:val="single" w:sz="6" w:space="0" w:color="D8E1DD"/>
+            </w:tcBorders>
+            <w:tcMar>
+              <w:top w:w="80" w:type="dxa"/>
+              <w:bottom w:w="80" w:type="dxa"/>
+              <w:left w:w="100" w:type="dxa"/>
+              <w:right w:w="100" w:type="dxa"/>
+            </w:tcMar>
+          </w:tcPr>
+          <w:p>
+            <w:pPr>
+              <w:spacing w:after="40" w:line="252" w:lineRule="auto"/>
+            </w:pPr>
+            <w:r>
+              <w:rPr>
+                <w:rFonts w:ascii="Aptos" w:hAnsi="Aptos"/>
+                <w:i w:val="0"/>
+                <w:color w:val="17231F"/>
+                <w:sz w:val="16"/>
+              </w:rPr>
+              <w:t>The math part is...</w:t>
+            </w:r>
+          </w:p>
+        </w:tc>
+        <w:tc>
+          <w:tcPr>
+            <w:tcW w:type="dxa" w:w="5256"/>
+            <w:shd w:fill="FFFFFF"/>
+            <w:tcBorders>
+              <w:top w:val="single" w:sz="6" w:space="0" w:color="D8E1DD"/>
+              <w:left w:val="single" w:sz="6" w:space="0" w:color="D8E1DD"/>
+              <w:bottom w:val="single" w:sz="6" w:space="0" w:color="D8E1DD"/>
+              <w:right w:val="single" w:sz="6" w:space="0" w:color="D8E1DD"/>
+            </w:tcBorders>
+            <w:tcMar>
+              <w:top w:w="80" w:type="dxa"/>
+              <w:bottom w:w="80" w:type="dxa"/>
+              <w:left w:w="100" w:type="dxa"/>
+              <w:right w:w="100" w:type="dxa"/>
+            </w:tcMar>
+          </w:tcPr>
+          <w:p>
+            <w:pPr>
+              <w:spacing w:after="40" w:line="252" w:lineRule="auto"/>
+            </w:pPr>
+            <w:r>
+              <w:rPr>
+                <w:rFonts w:ascii="Aptos" w:hAnsi="Aptos"/>
+                <w:i w:val="0"/>
+                <w:color w:val="17231F"/>
+                <w:sz w:val="16"/>
+              </w:rPr>
+              <w:t>__________________________________________________________________</w:t>
+            </w:r>
+          </w:p>
+        </w:tc>
+      </w:tr>
+      <w:tr>
+        <w:tc>
+          <w:tcPr>
+            <w:tcW w:type="dxa" w:w="5256"/>
+            <w:shd w:fill="FFFFFF"/>
+            <w:tcBorders>
+              <w:top w:val="single" w:sz="6" w:space="0" w:color="D8E1DD"/>
+              <w:left w:val="single" w:sz="6" w:space="0" w:color="D8E1DD"/>
+              <w:bottom w:val="single" w:sz="6" w:space="0" w:color="D8E1DD"/>
+              <w:right w:val="single" w:sz="6" w:space="0" w:color="D8E1DD"/>
+            </w:tcBorders>
+            <w:tcMar>
+              <w:top w:w="80" w:type="dxa"/>
+              <w:bottom w:w="80" w:type="dxa"/>
+              <w:left w:w="100" w:type="dxa"/>
+              <w:right w:w="100" w:type="dxa"/>
+            </w:tcMar>
+          </w:tcPr>
+          <w:p>
+            <w:pPr>
+              <w:spacing w:after="40" w:line="252" w:lineRule="auto"/>
+            </w:pPr>
+            <w:r>
+              <w:rPr>
+                <w:rFonts w:ascii="Aptos" w:hAnsi="Aptos"/>
+                <w:i w:val="0"/>
+                <w:color w:val="17231F"/>
+                <w:sz w:val="16"/>
+              </w:rPr>
+              <w:t>The computer science part is...</w:t>
+            </w:r>
+          </w:p>
+        </w:tc>
+        <w:tc>
+          <w:tcPr>
+            <w:tcW w:type="dxa" w:w="5256"/>
+            <w:shd w:fill="FFFFFF"/>
+            <w:tcBorders>
+              <w:top w:val="single" w:sz="6" w:space="0" w:color="D8E1DD"/>
+              <w:left w:val="single" w:sz="6" w:space="0" w:color="D8E1DD"/>
+              <w:bottom w:val="single" w:sz="6" w:space="0" w:color="D8E1DD"/>
+              <w:right w:val="single" w:sz="6" w:space="0" w:color="D8E1DD"/>
+            </w:tcBorders>
+            <w:tcMar>
+              <w:top w:w="80" w:type="dxa"/>
+              <w:bottom w:w="80" w:type="dxa"/>
+              <w:left w:w="100" w:type="dxa"/>
+              <w:right w:w="100" w:type="dxa"/>
+            </w:tcMar>
+          </w:tcPr>
+          <w:p>
+            <w:pPr>
+              <w:spacing w:after="40" w:line="252" w:lineRule="auto"/>
+            </w:pPr>
+            <w:r>
+              <w:rPr>
+                <w:rFonts w:ascii="Aptos" w:hAnsi="Aptos"/>
+                <w:i w:val="0"/>
+                <w:color w:val="17231F"/>
+                <w:sz w:val="16"/>
+              </w:rPr>
+              <w:t>__________________________________________________________________</w:t>
+            </w:r>
+          </w:p>
+        </w:tc>
+      </w:tr>
+      <w:tr>
+        <w:tc>
+          <w:tcPr>
+            <w:tcW w:type="dxa" w:w="5256"/>
+            <w:shd w:fill="FFFFFF"/>
+            <w:tcBorders>
+              <w:top w:val="single" w:sz="6" w:space="0" w:color="D8E1DD"/>
+              <w:left w:val="single" w:sz="6" w:space="0" w:color="D8E1DD"/>
+              <w:bottom w:val="single" w:sz="6" w:space="0" w:color="D8E1DD"/>
+              <w:right w:val="single" w:sz="6" w:space="0" w:color="D8E1DD"/>
+            </w:tcBorders>
+            <w:tcMar>
+              <w:top w:w="80" w:type="dxa"/>
+              <w:bottom w:w="80" w:type="dxa"/>
+              <w:left w:w="100" w:type="dxa"/>
+              <w:right w:w="100" w:type="dxa"/>
+            </w:tcMar>
+          </w:tcPr>
+          <w:p>
+            <w:pPr>
+              <w:spacing w:after="40" w:line="252" w:lineRule="auto"/>
+            </w:pPr>
+            <w:r>
+              <w:rPr>
+                <w:rFonts w:ascii="Aptos" w:hAnsi="Aptos"/>
+                <w:i w:val="0"/>
+                <w:color w:val="17231F"/>
+                <w:sz w:val="16"/>
+              </w:rPr>
+              <w:t>The model generates by...</w:t>
+            </w:r>
+          </w:p>
+        </w:tc>
+        <w:tc>
+          <w:tcPr>
+            <w:tcW w:type="dxa" w:w="5256"/>
+            <w:shd w:fill="FFFFFF"/>
+            <w:tcBorders>
+              <w:top w:val="single" w:sz="6" w:space="0" w:color="D8E1DD"/>
+              <w:left w:val="single" w:sz="6" w:space="0" w:color="D8E1DD"/>
+              <w:bottom w:val="single" w:sz="6" w:space="0" w:color="D8E1DD"/>
+              <w:right w:val="single" w:sz="6" w:space="0" w:color="D8E1DD"/>
+            </w:tcBorders>
+            <w:tcMar>
+              <w:top w:w="80" w:type="dxa"/>
+              <w:bottom w:w="80" w:type="dxa"/>
+              <w:left w:w="100" w:type="dxa"/>
+              <w:right w:w="100" w:type="dxa"/>
+            </w:tcMar>
+          </w:tcPr>
+          <w:p>
+            <w:pPr>
+              <w:spacing w:after="40" w:line="252" w:lineRule="auto"/>
+            </w:pPr>
+            <w:r>
+              <w:rPr>
+                <w:rFonts w:ascii="Aptos" w:hAnsi="Aptos"/>
+                <w:i w:val="0"/>
+                <w:color w:val="17231F"/>
+                <w:sz w:val="16"/>
+              </w:rPr>
+              <w:t>__________________________________________________________________</w:t>
+            </w:r>
+          </w:p>
+        </w:tc>
+      </w:tr>
+      <w:tr>
+        <w:tc>
+          <w:tcPr>
+            <w:tcW w:type="dxa" w:w="5256"/>
+            <w:shd w:fill="FFFFFF"/>
+            <w:tcBorders>
+              <w:top w:val="single" w:sz="6" w:space="0" w:color="D8E1DD"/>
+              <w:left w:val="single" w:sz="6" w:space="0" w:color="D8E1DD"/>
+              <w:bottom w:val="single" w:sz="6" w:space="0" w:color="D8E1DD"/>
+              <w:right w:val="single" w:sz="6" w:space="0" w:color="D8E1DD"/>
+            </w:tcBorders>
+            <w:tcMar>
+              <w:top w:w="80" w:type="dxa"/>
+              <w:bottom w:w="80" w:type="dxa"/>
+              <w:left w:w="100" w:type="dxa"/>
+              <w:right w:w="100" w:type="dxa"/>
+            </w:tcMar>
+          </w:tcPr>
+          <w:p>
+            <w:pPr>
+              <w:spacing w:after="40" w:line="252" w:lineRule="auto"/>
+            </w:pPr>
+            <w:r>
+              <w:rPr>
+                <w:rFonts w:ascii="Aptos" w:hAnsi="Aptos"/>
+                <w:i w:val="0"/>
+                <w:color w:val="17231F"/>
+                <w:sz w:val="16"/>
+              </w:rPr>
+              <w:t>A human still needs to review because...</w:t>
+            </w:r>
+          </w:p>
+        </w:tc>
+        <w:tc>
+          <w:tcPr>
+            <w:tcW w:type="dxa" w:w="5256"/>
+            <w:shd w:fill="FFFFFF"/>
+            <w:tcBorders>
+              <w:top w:val="single" w:sz="6" w:space="0" w:color="D8E1DD"/>
+              <w:left w:val="single" w:sz="6" w:space="0" w:color="D8E1DD"/>
+              <w:bottom w:val="single" w:sz="6" w:space="0" w:color="D8E1DD"/>
+              <w:right w:val="single" w:sz="6" w:space="0" w:color="D8E1DD"/>
+            </w:tcBorders>
+            <w:tcMar>
+              <w:top w:w="80" w:type="dxa"/>
+              <w:bottom w:w="80" w:type="dxa"/>
+              <w:left w:w="100" w:type="dxa"/>
+              <w:right w:w="100" w:type="dxa"/>
+            </w:tcMar>
+          </w:tcPr>
+          <w:p>
+            <w:pPr>
+              <w:spacing w:after="40" w:line="252" w:lineRule="auto"/>
+            </w:pPr>
+            <w:r>
+              <w:rPr>
+                <w:rFonts w:ascii="Aptos" w:hAnsi="Aptos"/>
+                <w:i w:val="0"/>
+                <w:color w:val="17231F"/>
+                <w:sz w:val="16"/>
+              </w:rPr>
+              <w:t>__________________________________________________________________</w:t>
+            </w:r>
+          </w:p>
+        </w:tc>
+      </w:tr>
+    </w:tbl>
     <w:sectPr>
+      <w:headerReference w:type="default" r:id="rId9"/>
+      <w:footerReference w:type="default" r:id="rId10"/>
       <w:pgSz w:w="12240" w:h="15840"/>
-      <w:pgMar w:top="792" w:right="936" w:bottom="792" w:left="936" w:header="720" w:footer="720" w:gutter="0"/>
+      <w:pgMar w:top="792" w:right="864" w:bottom="792" w:left="864" w:header="720" w:footer="720" w:gutter="0"/>
       <w:cols w:space="720"/>
       <w:docGrid w:linePitch="360"/>
     </w:sectPr>
   </w:body>
 </w:document>
+</file>
+
+<file path=word/footer1.xml><?xml version="1.0" encoding="utf-8"?>
+<w:ftr xmlns:m="http://schemas.openxmlformats.org/officeDocument/2006/math" xmlns:mc="http://schemas.openxmlformats.org/markup-compatibility/2006" xmlns:mo="http://schemas.microsoft.com/office/mac/office/2008/main" xmlns:mv="urn:schemas-microsoft-com:mac:vml" xmlns:o="urn:schemas-microsoft-com:office:office" xmlns:r="http://schemas.openxmlformats.org/officeDocument/2006/relationships" xmlns:v="urn:schemas-microsoft-com:vml" xmlns:w10="urn:schemas-microsoft-com:office:word" xmlns:w14="http://schemas.microsoft.com/office/word/2010/wordml" xmlns:w="http://schemas.openxmlformats.org/wordprocessingml/2006/main" xmlns:wne="http://schemas.microsoft.com/office/word/2006/wordml" xmlns:wp14="http://schemas.microsoft.com/office/word/2010/wordprocessingDrawing" xmlns:wp="http://schemas.openxmlformats.org/drawingml/2006/wordprocessingDrawing" xmlns:wpc="http://schemas.microsoft.com/office/word/2010/wordprocessingCanvas" xmlns:wpg="http://schemas.microsoft.com/office/word/2010/wordprocessingGroup" xmlns:wpi="http://schemas.microsoft.com/office/word/2010/wordprocessingInk" xmlns:wps="http://schemas.microsoft.com/office/word/2010/wordprocessingShape" mc:Ignorable="w14 wp14">
+  <w:p>
+    <w:pPr>
+      <w:pStyle w:val="Footer"/>
+      <w:jc w:val="center"/>
+    </w:pPr>
+    <w:r>
+      <w:rPr>
+        <w:rFonts w:ascii="Aptos" w:hAnsi="Aptos"/>
+        <w:color w:val="616E69"/>
+        <w:sz w:val="15"/>
+      </w:rPr>
+      <w:t>AI is not magic. It is math trained on patterns. Human wisdom decides whether, when, and how to use it. · Serviam: I will serve.</w:t>
+    </w:r>
+  </w:p>
+</w:ftr>
+</file>
+
+<file path=word/header1.xml><?xml version="1.0" encoding="utf-8"?>
+<w:hdr xmlns:m="http://schemas.openxmlformats.org/officeDocument/2006/math" xmlns:mc="http://schemas.openxmlformats.org/markup-compatibility/2006" xmlns:mo="http://schemas.microsoft.com/office/mac/office/2008/main" xmlns:mv="urn:schemas-microsoft-com:mac:vml" xmlns:o="urn:schemas-microsoft-com:office:office" xmlns:r="http://schemas.openxmlformats.org/officeDocument/2006/relationships" xmlns:v="urn:schemas-microsoft-com:vml" xmlns:w10="urn:schemas-microsoft-com:office:word" xmlns:w14="http://schemas.microsoft.com/office/word/2010/wordml" xmlns:w="http://schemas.openxmlformats.org/wordprocessingml/2006/main" xmlns:wne="http://schemas.microsoft.com/office/word/2006/wordml" xmlns:wp14="http://schemas.microsoft.com/office/word/2010/wordprocessingDrawing" xmlns:wp="http://schemas.openxmlformats.org/drawingml/2006/wordprocessingDrawing" xmlns:wpc="http://schemas.microsoft.com/office/word/2010/wordprocessingCanvas" xmlns:wpg="http://schemas.microsoft.com/office/word/2010/wordprocessingGroup" xmlns:wpi="http://schemas.microsoft.com/office/word/2010/wordprocessingInk" xmlns:wps="http://schemas.microsoft.com/office/word/2010/wordprocessingShape" mc:Ignorable="w14 wp14">
+  <w:p>
+    <w:pPr>
+      <w:pStyle w:val="Header"/>
+    </w:pPr>
+  </w:p>
+  <w:tbl>
+    <w:tblPr>
+      <w:tblW w:type="auto" w:w="0"/>
+      <w:jc w:val="center"/>
+      <w:tblLayout w:type="fixed"/>
+      <w:tblLook w:firstColumn="1" w:firstRow="1" w:lastColumn="0" w:lastRow="0" w:noHBand="0" w:noVBand="1" w:val="04A0"/>
+    </w:tblPr>
+    <w:tblGrid>
+      <w:gridCol w:w="5220"/>
+      <w:gridCol w:w="5220"/>
+    </w:tblGrid>
+    <w:tr>
+      <w:tc>
+        <w:tcPr>
+          <w:tcW w:type="dxa" w:w="8064"/>
+          <w:shd w:fill="005C49"/>
+          <w:tcMar>
+            <w:top w:w="60" w:type="dxa"/>
+            <w:bottom w:w="60" w:type="dxa"/>
+            <w:left w:w="120" w:type="dxa"/>
+            <w:right w:w="120" w:type="dxa"/>
+          </w:tcMar>
+          <w:tcBorders>
+            <w:top w:val="single" w:sz="0" w:space="0" w:color="005C49"/>
+            <w:left w:val="single" w:sz="0" w:space="0" w:color="005C49"/>
+            <w:bottom w:val="single" w:sz="0" w:space="0" w:color="005C49"/>
+            <w:right w:val="single" w:sz="0" w:space="0" w:color="005C49"/>
+          </w:tcBorders>
+        </w:tcPr>
+        <w:p>
+          <w:pPr>
+            <w:spacing w:after="0"/>
+          </w:pPr>
+          <w:r>
+            <w:rPr>
+              <w:rFonts w:ascii="Aptos" w:hAnsi="Aptos"/>
+              <w:b/>
+              <w:color w:val="FFFFFF"/>
+              <w:sz w:val="16"/>
+            </w:rPr>
+            <w:t>URSULINE ACADEMY · I.D.E.A. HUB</w:t>
+          </w:r>
+        </w:p>
+      </w:tc>
+      <w:tc>
+        <w:tcPr>
+          <w:tcW w:type="dxa" w:w="2376"/>
+          <w:shd w:fill="005C49"/>
+          <w:tcMar>
+            <w:top w:w="60" w:type="dxa"/>
+            <w:bottom w:w="60" w:type="dxa"/>
+            <w:left w:w="120" w:type="dxa"/>
+            <w:right w:w="120" w:type="dxa"/>
+          </w:tcMar>
+          <w:tcBorders>
+            <w:top w:val="single" w:sz="0" w:space="0" w:color="005C49"/>
+            <w:left w:val="single" w:sz="0" w:space="0" w:color="005C49"/>
+            <w:bottom w:val="single" w:sz="0" w:space="0" w:color="005C49"/>
+            <w:right w:val="single" w:sz="0" w:space="0" w:color="005C49"/>
+          </w:tcBorders>
+        </w:tcPr>
+        <w:p>
+          <w:pPr>
+            <w:spacing w:after="0"/>
+            <w:jc w:val="right"/>
+          </w:pPr>
+          <w:r>
+            <w:rPr>
+              <w:rFonts w:ascii="Aptos" w:hAnsi="Aptos"/>
+              <w:b/>
+              <w:color w:val="FFFFFF"/>
+              <w:sz w:val="16"/>
+            </w:rPr>
+            <w:t>STUDENT HANDOUT</w:t>
+          </w:r>
+        </w:p>
+      </w:tc>
+    </w:tr>
+  </w:tbl>
+</w:hdr>
 </file>
 
 <file path=word/numbering.xml><?xml version="1.0" encoding="utf-8"?>
@@ -1094,7 +3508,8 @@
     <w:rsid w:val="00FC693F"/>
     <w:rPr>
       <w:rFonts w:ascii="Aptos" w:hAnsi="Aptos"/>
-      <w:sz w:val="21"/>
+      <w:color w:val="17231F"/>
+      <w:sz w:val="19"/>
     </w:rPr>
   </w:style>
   <w:style w:type="paragraph" w:styleId="Header">
@@ -1156,11 +3571,11 @@
       <w:outlineLvl w:val="0"/>
     </w:pPr>
     <w:rPr>
-      <w:rFonts w:asciiTheme="majorHAnsi" w:eastAsiaTheme="majorEastAsia" w:hAnsiTheme="majorHAnsi" w:cstheme="majorBidi" w:ascii="Aptos Display" w:hAnsi="Aptos Display"/>
+      <w:rFonts w:asciiTheme="majorHAnsi" w:eastAsiaTheme="majorEastAsia" w:hAnsiTheme="majorHAnsi" w:cstheme="majorBidi" w:ascii="Georgia" w:hAnsi="Georgia"/>
       <w:b/>
       <w:bCs/>
-      <w:color w:val="365F91" w:themeColor="accent1" w:themeShade="BF"/>
-      <w:sz w:val="28"/>
+      <w:color w:val="003F35"/>
+      <w:sz w:val="36"/>
       <w:szCs w:val="28"/>
     </w:rPr>
   </w:style>
@@ -1180,10 +3595,10 @@
       <w:outlineLvl w:val="1"/>
     </w:pPr>
     <w:rPr>
-      <w:rFonts w:asciiTheme="majorHAnsi" w:eastAsiaTheme="majorEastAsia" w:hAnsiTheme="majorHAnsi" w:cstheme="majorBidi" w:ascii="Aptos Display" w:hAnsi="Aptos Display"/>
+      <w:rFonts w:asciiTheme="majorHAnsi" w:eastAsiaTheme="majorEastAsia" w:hAnsiTheme="majorHAnsi" w:cstheme="majorBidi" w:ascii="Georgia" w:hAnsi="Georgia"/>
       <w:b/>
       <w:bCs/>
-      <w:color w:val="4F81BD" w:themeColor="accent1"/>
+      <w:color w:val="005C49"/>
       <w:sz w:val="26"/>
       <w:szCs w:val="26"/>
     </w:rPr>
@@ -1204,10 +3619,11 @@
       <w:outlineLvl w:val="2"/>
     </w:pPr>
     <w:rPr>
-      <w:rFonts w:asciiTheme="majorHAnsi" w:eastAsiaTheme="majorEastAsia" w:hAnsiTheme="majorHAnsi" w:cstheme="majorBidi" w:ascii="Aptos Display" w:hAnsi="Aptos Display"/>
+      <w:rFonts w:asciiTheme="majorHAnsi" w:eastAsiaTheme="majorEastAsia" w:hAnsiTheme="majorHAnsi" w:cstheme="majorBidi" w:ascii="Georgia" w:hAnsi="Georgia"/>
       <w:b/>
       <w:bCs/>
-      <w:color w:val="4F81BD" w:themeColor="accent1"/>
+      <w:color w:val="10223B"/>
+      <w:sz w:val="21"/>
     </w:rPr>
   </w:style>
   <w:style w:type="paragraph" w:styleId="Heading4">
